--- a/chuyenDe/LS/docx/rawls7/Speaking/Level3/W7.docx
+++ b/chuyenDe/LS/docx/rawls7/Speaking/Level3/W7.docx
@@ -18,7 +18,7 @@
         <ns0:t xml:space="preserve">TÀI LIỆU CHUYÊN ĐỀ SPEAKING</ns0:t>
       </ns0:r>
     </ns0:p>
-    <ns0:bookmarkStart ns0:id="24" ns0:name="part-1"/>
+    <ns0:bookmarkStart ns0:id="21" ns0:name="part-1"/>
     <ns0:p>
       <ns0:pPr>
         <ns0:pStyle ns0:val="Heading2"/>
@@ -27,7 +27,7 @@
         <ns0:t xml:space="preserve">PART 1</ns0:t>
       </ns0:r>
     </ns0:p>
-    <ns0:bookmarkStart ns0:id="16" ns0:name="gift"/>
+    <ns0:bookmarkStart ns0:id="20" ns0:name="gift"/>
     <ns0:p>
       <ns0:pPr>
         <ns0:pStyle ns0:val="Heading3"/>
@@ -64,23 +64,41 @@
         </ns0:rPr>
         <ns0:t xml:space="preserve">:</ns0:t>
       </ns0:r>
-      <ns0:r>
-        <ns0:t xml:space="preserve"> </ns0:t>
-      </ns0:r>
-      <ns0:r>
-        <ns0:t xml:space="preserve">- I was once gifted an unexpected weekend trip to a mountain resort.</ns0:t>
-      </ns0:r>
-      <ns0:r>
-        <ns0:t xml:space="preserve"> </ns0:t>
-      </ns0:r>
-      <ns0:r>
-        <ns0:t xml:space="preserve">- It was an incredibly thoughtful gesture from my partner during a stressful time.</ns0:t>
-      </ns0:r>
-      <ns0:r>
-        <ns0:t xml:space="preserve"> </ns0:t>
-      </ns0:r>
-      <ns0:r>
-        <ns0:t xml:space="preserve">- The experience was far more valuable than any tangible or material object.</ns0:t>
+    </ns0:p>
+    <ns0:p>
+      <ns0:pPr>
+        <ns0:pStyle ns0:val="Compact"/>
+        <ns0:numPr>
+          <ns0:ilvl ns0:val="0"/>
+          <ns0:numId ns0:val="1001"/>
+        </ns0:numPr>
+      </ns0:pPr>
+      <ns0:r>
+        <ns0:t xml:space="preserve">I was once gifted an unexpected weekend trip to a mountain resort.</ns0:t>
+      </ns0:r>
+    </ns0:p>
+    <ns0:p>
+      <ns0:pPr>
+        <ns0:pStyle ns0:val="Compact"/>
+        <ns0:numPr>
+          <ns0:ilvl ns0:val="0"/>
+          <ns0:numId ns0:val="1001"/>
+        </ns0:numPr>
+      </ns0:pPr>
+      <ns0:r>
+        <ns0:t xml:space="preserve">It was an incredibly thoughtful gesture from my partner during a stressful time.</ns0:t>
+      </ns0:r>
+    </ns0:p>
+    <ns0:p>
+      <ns0:pPr>
+        <ns0:pStyle ns0:val="Compact"/>
+        <ns0:numPr>
+          <ns0:ilvl ns0:val="0"/>
+          <ns0:numId ns0:val="1001"/>
+        </ns0:numPr>
+      </ns0:pPr>
+      <ns0:r>
+        <ns0:t xml:space="preserve">The experience was far more valuable than any tangible or material object.</ns0:t>
       </ns0:r>
     </ns0:p>
     <ns0:p>
@@ -120,23 +138,41 @@
         </ns0:rPr>
         <ns0:t xml:space="preserve">:</ns0:t>
       </ns0:r>
-      <ns0:r>
-        <ns0:t xml:space="preserve"> </ns0:t>
-      </ns0:r>
-      <ns0:r>
-        <ns0:t xml:space="preserve">- Most recently, I was given a sophisticated fountain pen by a mentor.</ns0:t>
-      </ns0:r>
-      <ns0:r>
-        <ns0:t xml:space="preserve"> </ns0:t>
-      </ns0:r>
-      <ns0:r>
-        <ns0:t xml:space="preserve">- It was presented to me as a token of appreciation upon my promotion.</ns0:t>
-      </ns0:r>
-      <ns0:r>
-        <ns0:t xml:space="preserve"> </ns0:t>
-      </ns0:r>
-      <ns0:r>
-        <ns0:t xml:space="preserve">- It’s not just a writing tool; it symbolizes a new professional chapter.</ns0:t>
+    </ns0:p>
+    <ns0:p>
+      <ns0:pPr>
+        <ns0:pStyle ns0:val="Compact"/>
+        <ns0:numPr>
+          <ns0:ilvl ns0:val="0"/>
+          <ns0:numId ns0:val="1002"/>
+        </ns0:numPr>
+      </ns0:pPr>
+      <ns0:r>
+        <ns0:t xml:space="preserve">Most recently, I was given a sophisticated fountain pen by a mentor.</ns0:t>
+      </ns0:r>
+    </ns0:p>
+    <ns0:p>
+      <ns0:pPr>
+        <ns0:pStyle ns0:val="Compact"/>
+        <ns0:numPr>
+          <ns0:ilvl ns0:val="0"/>
+          <ns0:numId ns0:val="1002"/>
+        </ns0:numPr>
+      </ns0:pPr>
+      <ns0:r>
+        <ns0:t xml:space="preserve">It was presented to me as a token of appreciation upon my promotion.</ns0:t>
+      </ns0:r>
+    </ns0:p>
+    <ns0:p>
+      <ns0:pPr>
+        <ns0:pStyle ns0:val="Compact"/>
+        <ns0:numPr>
+          <ns0:ilvl ns0:val="0"/>
+          <ns0:numId ns0:val="1002"/>
+        </ns0:numPr>
+      </ns0:pPr>
+      <ns0:r>
+        <ns0:t xml:space="preserve">It’s not just a writing tool; it symbolizes a new professional chapter.</ns0:t>
       </ns0:r>
     </ns0:p>
     <ns0:bookmarkEnd ns0:id="13"/>
@@ -168,23 +204,41 @@
         </ns0:rPr>
         <ns0:t xml:space="preserve">:</ns0:t>
       </ns0:r>
-      <ns0:r>
-        <ns0:t xml:space="preserve"> </ns0:t>
-      </ns0:r>
-      <ns0:r>
-        <ns0:t xml:space="preserve">- I pride myself on being a discerning gift-giver who prioritizes personalization.</ns0:t>
-      </ns0:r>
-      <ns0:r>
-        <ns0:t xml:space="preserve"> </ns0:t>
-      </ns0:r>
-      <ns0:r>
-        <ns0:t xml:space="preserve">- I enjoy the process of "treasure hunting" to find a truly meaningful item.</ns0:t>
-      </ns0:r>
-      <ns0:r>
-        <ns0:t xml:space="preserve"> </ns0:t>
-      </ns0:r>
-      <ns0:r>
-        <ns0:t xml:space="preserve">- My goal is always to evoke a genuine emotional response from the recipient.</ns0:t>
+    </ns0:p>
+    <ns0:p>
+      <ns0:pPr>
+        <ns0:pStyle ns0:val="Compact"/>
+        <ns0:numPr>
+          <ns0:ilvl ns0:val="0"/>
+          <ns0:numId ns0:val="1003"/>
+        </ns0:numPr>
+      </ns0:pPr>
+      <ns0:r>
+        <ns0:t xml:space="preserve">I pride myself on being a discerning gift-giver who prioritizes personalization.</ns0:t>
+      </ns0:r>
+    </ns0:p>
+    <ns0:p>
+      <ns0:pPr>
+        <ns0:pStyle ns0:val="Compact"/>
+        <ns0:numPr>
+          <ns0:ilvl ns0:val="0"/>
+          <ns0:numId ns0:val="1003"/>
+        </ns0:numPr>
+      </ns0:pPr>
+      <ns0:r>
+        <ns0:t xml:space="preserve">I enjoy the process of "treasure hunting" to find a truly meaningful item.</ns0:t>
+      </ns0:r>
+    </ns0:p>
+    <ns0:p>
+      <ns0:pPr>
+        <ns0:pStyle ns0:val="Compact"/>
+        <ns0:numPr>
+          <ns0:ilvl ns0:val="0"/>
+          <ns0:numId ns0:val="1003"/>
+        </ns0:numPr>
+      </ns0:pPr>
+      <ns0:r>
+        <ns0:t xml:space="preserve">My goal is always to evoke a genuine emotional response from the recipient.</ns0:t>
       </ns0:r>
     </ns0:p>
     <ns0:bookmarkEnd ns0:id="14"/>
@@ -217,48 +271,56 @@
         <ns0:t xml:space="preserve">:</ns0:t>
       </ns0:r>
     </ns0:p>
+    <ns0:p>
+      <ns0:pPr>
+        <ns0:pStyle ns0:val="Compact"/>
+        <ns0:numPr>
+          <ns0:ilvl ns0:val="0"/>
+          <ns0:numId ns0:val="1004"/>
+        </ns0:numPr>
+      </ns0:pPr>
+      <ns0:r>
+        <ns0:t xml:space="preserve">I primarily focus on the practical utility combined with the recipient's aesthetic preferences.</ns0:t>
+      </ns0:r>
+    </ns0:p>
+    <ns0:p>
+      <ns0:pPr>
+        <ns0:pStyle ns0:val="Compact"/>
+        <ns0:numPr>
+          <ns0:ilvl ns0:val="0"/>
+          <ns0:numId ns0:val="1004"/>
+        </ns0:numPr>
+      </ns0:pPr>
+      <ns0:r>
+        <ns0:t xml:space="preserve">I also contemplate the symbolic meaning behind the item to ensure it's appropriate.</ns0:t>
+      </ns0:r>
+    </ns0:p>
+    <ns0:p>
+      <ns0:pPr>
+        <ns0:pStyle ns0:val="Compact"/>
+        <ns0:numPr>
+          <ns0:ilvl ns0:val="0"/>
+          <ns0:numId ns0:val="1004"/>
+        </ns0:numPr>
+      </ns0:pPr>
+      <ns0:r>
+        <ns0:t xml:space="preserve">Ultimately, the level of intimacy in the relationship dictates the nature of the gift.</ns0:t>
+      </ns0:r>
+    </ns0:p>
+    <ns0:p>
+      <ns0:pPr>
+        <ns0:pStyle ns0:val="Compact"/>
+        <ns0:numPr>
+          <ns0:ilvl ns0:val="0"/>
+          <ns0:numId ns0:val="1004"/>
+        </ns0:numPr>
+      </ns0:pPr>
+      <ns0:r>
+        <ns0:t xml:space="preserve">Hobby</ns0:t>
+      </ns0:r>
+    </ns0:p>
     <ns0:bookmarkEnd ns0:id="15"/>
-    <ns0:bookmarkEnd ns0:id="16"/>
-    <ns0:bookmarkStart ns0:id="17" ns0:name="Xf03f4431681e5d4203b38025c0b00faca1efe2f"/>
-    <ns0:p>
-      <ns0:pPr>
-        <ns0:pStyle ns0:val="Heading3"/>
-      </ns0:pPr>
-      <ns0:r>
-        <ns0:t xml:space="preserve">I primarily focus on the practical utility combined with the recipient's aesthetic preferences.</ns0:t>
-      </ns0:r>
-    </ns0:p>
-    <ns0:bookmarkEnd ns0:id="17"/>
-    <ns0:bookmarkStart ns0:id="18" ns0:name="X7d765dbb963fc754626ac341a2ed12b78081b6a"/>
-    <ns0:p>
-      <ns0:pPr>
-        <ns0:pStyle ns0:val="Heading3"/>
-      </ns0:pPr>
-      <ns0:r>
-        <ns0:t xml:space="preserve">I also contemplate the symbolic meaning behind the item to ensure it's appropriate.</ns0:t>
-      </ns0:r>
-    </ns0:p>
-    <ns0:bookmarkEnd ns0:id="18"/>
-    <ns0:bookmarkStart ns0:id="19" ns0:name="Xec997b5c2d228af89d33b7be3213b683468c07b"/>
-    <ns0:p>
-      <ns0:pPr>
-        <ns0:pStyle ns0:val="Heading3"/>
-      </ns0:pPr>
-      <ns0:r>
-        <ns0:t xml:space="preserve">Ultimately, the level of intimacy in the relationship dictates the nature of the gift.</ns0:t>
-      </ns0:r>
-    </ns0:p>
-    <ns0:bookmarkEnd ns0:id="19"/>
-    <ns0:bookmarkStart ns0:id="23" ns0:name="hobby"/>
-    <ns0:p>
-      <ns0:pPr>
-        <ns0:pStyle ns0:val="Heading3"/>
-      </ns0:pPr>
-      <ns0:r>
-        <ns0:t xml:space="preserve">Hobby</ns0:t>
-      </ns0:r>
-    </ns0:p>
-    <ns0:bookmarkStart ns0:id="20" ns0:name="do-you-have-any-hobbies"/>
+    <ns0:bookmarkStart ns0:id="16" ns0:name="do-you-have-any-hobbies"/>
     <ns0:p>
       <ns0:pPr>
         <ns0:pStyle ns0:val="Heading4"/>
@@ -286,23 +348,41 @@
         </ns0:rPr>
         <ns0:t xml:space="preserve">:</ns0:t>
       </ns0:r>
-      <ns0:r>
-        <ns0:t xml:space="preserve"> </ns0:t>
-      </ns0:r>
-      <ns0:r>
-        <ns0:t xml:space="preserve">- I’m a firm believer in having diverse hobbies to maintain a work-life balance.</ns0:t>
-      </ns0:r>
-      <ns0:r>
-        <ns0:t xml:space="preserve"> </ns0:t>
-      </ns0:r>
-      <ns0:r>
-        <ns0:t xml:space="preserve">- My primary pursuit at the moment is long-distance running.</ns0:t>
-      </ns0:r>
-      <ns0:r>
-        <ns0:t xml:space="preserve"> </ns0:t>
-      </ns0:r>
-      <ns0:r>
-        <ns0:t xml:space="preserve">- It provides a sense of accomplishment and enhances my physical endurance.</ns0:t>
+    </ns0:p>
+    <ns0:p>
+      <ns0:pPr>
+        <ns0:pStyle ns0:val="Compact"/>
+        <ns0:numPr>
+          <ns0:ilvl ns0:val="0"/>
+          <ns0:numId ns0:val="1005"/>
+        </ns0:numPr>
+      </ns0:pPr>
+      <ns0:r>
+        <ns0:t xml:space="preserve">I’m a firm believer in having diverse hobbies to maintain a work-life balance.</ns0:t>
+      </ns0:r>
+    </ns0:p>
+    <ns0:p>
+      <ns0:pPr>
+        <ns0:pStyle ns0:val="Compact"/>
+        <ns0:numPr>
+          <ns0:ilvl ns0:val="0"/>
+          <ns0:numId ns0:val="1005"/>
+        </ns0:numPr>
+      </ns0:pPr>
+      <ns0:r>
+        <ns0:t xml:space="preserve">My primary pursuit at the moment is long-distance running.</ns0:t>
+      </ns0:r>
+    </ns0:p>
+    <ns0:p>
+      <ns0:pPr>
+        <ns0:pStyle ns0:val="Compact"/>
+        <ns0:numPr>
+          <ns0:ilvl ns0:val="0"/>
+          <ns0:numId ns0:val="1005"/>
+        </ns0:numPr>
+      </ns0:pPr>
+      <ns0:r>
+        <ns0:t xml:space="preserve">It provides a sense of accomplishment and enhances my physical endurance.</ns0:t>
       </ns0:r>
     </ns0:p>
     <ns0:p>
@@ -313,15 +393,13 @@
         <ns0:t xml:space="preserve">I’m a firm believer in the importance of having diverse hobbies to maintain a healthy work-life balance. My primary pursuit at the moment is long-distance running, which I find incredibly therapeutic. It provides me with a profound sense of accomplishment and significantly enhances my physical endurance. Moreover, engaging in this activity outdoors allows me to reconnect with nature and clear my mind after a taxing day at the office. It’s truly an indispensable part of my daily routine that keeps me motivated.</ns0:t>
       </ns0:r>
     </ns0:p>
-    <ns0:p>
-      <ns0:pPr>
-        <ns0:pStyle ns0:val="CDGreenHeading"/>
-      </ns0:pPr>
-      <ns0:r>
-        <ns0:rPr>
-          <ns0:b/>
-          <ns0:bCs/>
-        </ns0:rPr>
+    <ns0:bookmarkEnd ns0:id="16"/>
+    <ns0:bookmarkStart ns0:id="17" ns0:name="X806eae0a2a2f6a6e12398d5f8fe22e89d0d60cd"/>
+    <ns0:p>
+      <ns0:pPr>
+        <ns0:pStyle ns0:val="Heading4"/>
+      </ns0:pPr>
+      <ns0:r>
         <ns0:t xml:space="preserve">2. Did you have any hobbies when you were a child?</ns0:t>
       </ns0:r>
     </ns0:p>
@@ -344,27 +422,45 @@
         </ns0:rPr>
         <ns0:t xml:space="preserve">:</ns0:t>
       </ns0:r>
-      <ns0:r>
-        <ns0:t xml:space="preserve"> </ns0:t>
-      </ns0:r>
-      <ns0:r>
-        <ns0:t xml:space="preserve">- During my formative years, I was particularly fond of stamp collecting.</ns0:t>
-      </ns0:r>
-      <ns0:r>
-        <ns0:t xml:space="preserve"> </ns0:t>
-      </ns0:r>
-      <ns0:r>
-        <ns0:t xml:space="preserve">- I was fascinated by the intricate designs and historical significance of each piece.</ns0:t>
-      </ns0:r>
-      <ns0:r>
-        <ns0:t xml:space="preserve"> </ns0:t>
-      </ns0:r>
-      <ns0:r>
-        <ns0:t xml:space="preserve">- This hobby nurtured my curiosity about different cultures and global geography.</ns0:t>
-      </ns0:r>
-    </ns0:p>
-    <ns0:bookmarkEnd ns0:id="20"/>
-    <ns0:bookmarkStart ns0:id="21" ns0:name="Xdd49ae34fc808eb514802bc7c356e917fc3cfaa"/>
+    </ns0:p>
+    <ns0:p>
+      <ns0:pPr>
+        <ns0:pStyle ns0:val="Compact"/>
+        <ns0:numPr>
+          <ns0:ilvl ns0:val="0"/>
+          <ns0:numId ns0:val="1006"/>
+        </ns0:numPr>
+      </ns0:pPr>
+      <ns0:r>
+        <ns0:t xml:space="preserve">During my formative years, I was particularly fond of stamp collecting.</ns0:t>
+      </ns0:r>
+    </ns0:p>
+    <ns0:p>
+      <ns0:pPr>
+        <ns0:pStyle ns0:val="Compact"/>
+        <ns0:numPr>
+          <ns0:ilvl ns0:val="0"/>
+          <ns0:numId ns0:val="1006"/>
+        </ns0:numPr>
+      </ns0:pPr>
+      <ns0:r>
+        <ns0:t xml:space="preserve">I was fascinated by the intricate designs and historical significance of each piece.</ns0:t>
+      </ns0:r>
+    </ns0:p>
+    <ns0:p>
+      <ns0:pPr>
+        <ns0:pStyle ns0:val="Compact"/>
+        <ns0:numPr>
+          <ns0:ilvl ns0:val="0"/>
+          <ns0:numId ns0:val="1006"/>
+        </ns0:numPr>
+      </ns0:pPr>
+      <ns0:r>
+        <ns0:t xml:space="preserve">This hobby nurtured my curiosity about different cultures and global geography.</ns0:t>
+      </ns0:r>
+    </ns0:p>
+    <ns0:bookmarkEnd ns0:id="17"/>
+    <ns0:bookmarkStart ns0:id="18" ns0:name="Xdd49ae34fc808eb514802bc7c356e917fc3cfaa"/>
     <ns0:p>
       <ns0:pPr>
         <ns0:pStyle ns0:val="Heading4"/>
@@ -392,27 +488,45 @@
         </ns0:rPr>
         <ns0:t xml:space="preserve">:</ns0:t>
       </ns0:r>
-      <ns0:r>
-        <ns0:t xml:space="preserve"> </ns0:t>
-      </ns0:r>
-      <ns0:r>
-        <ns0:t xml:space="preserve">- Painting is an artistic endeavor that has stayed with me since my youth.</ns0:t>
-      </ns0:r>
-      <ns0:r>
-        <ns0:t xml:space="preserve"> </ns0:t>
-      </ns0:r>
-      <ns0:r>
-        <ns0:t xml:space="preserve">- It has evolved from simple doodles to more complex oil painting techniques.</ns0:t>
-      </ns0:r>
-      <ns0:r>
-        <ns0:t xml:space="preserve"> </ns0:t>
-      </ns0:r>
-      <ns0:r>
-        <ns0:t xml:space="preserve">- It serves as a creative outlet that allows me to articulate my emotions.</ns0:t>
-      </ns0:r>
-    </ns0:p>
-    <ns0:bookmarkEnd ns0:id="21"/>
-    <ns0:bookmarkStart ns0:id="22" ns0:name="Xb647d6190978a5e77490aa1d282d160af906c24"/>
+    </ns0:p>
+    <ns0:p>
+      <ns0:pPr>
+        <ns0:pStyle ns0:val="Compact"/>
+        <ns0:numPr>
+          <ns0:ilvl ns0:val="0"/>
+          <ns0:numId ns0:val="1007"/>
+        </ns0:numPr>
+      </ns0:pPr>
+      <ns0:r>
+        <ns0:t xml:space="preserve">Painting is an artistic endeavor that has stayed with me since my youth.</ns0:t>
+      </ns0:r>
+    </ns0:p>
+    <ns0:p>
+      <ns0:pPr>
+        <ns0:pStyle ns0:val="Compact"/>
+        <ns0:numPr>
+          <ns0:ilvl ns0:val="0"/>
+          <ns0:numId ns0:val="1007"/>
+        </ns0:numPr>
+      </ns0:pPr>
+      <ns0:r>
+        <ns0:t xml:space="preserve">It has evolved from simple doodles to more complex oil painting techniques.</ns0:t>
+      </ns0:r>
+    </ns0:p>
+    <ns0:p>
+      <ns0:pPr>
+        <ns0:pStyle ns0:val="Compact"/>
+        <ns0:numPr>
+          <ns0:ilvl ns0:val="0"/>
+          <ns0:numId ns0:val="1007"/>
+        </ns0:numPr>
+      </ns0:pPr>
+      <ns0:r>
+        <ns0:t xml:space="preserve">It serves as a creative outlet that allows me to articulate my emotions.</ns0:t>
+      </ns0:r>
+    </ns0:p>
+    <ns0:bookmarkEnd ns0:id="18"/>
+    <ns0:bookmarkStart ns0:id="19" ns0:name="Xb647d6190978a5e77490aa1d282d160af906c24"/>
     <ns0:p>
       <ns0:pPr>
         <ns0:pStyle ns0:val="Heading4"/>
@@ -443,7 +557,11 @@
     </ns0:p>
     <ns0:p>
       <ns0:pPr>
-        <ns0:pStyle ns0:val="CDGreenHeading"/>
+        <ns0:pStyle ns0:val="Compact"/>
+        <ns0:numPr>
+          <ns0:ilvl ns0:val="0"/>
+          <ns0:numId ns0:val="1008"/>
+        </ns0:numPr>
       </ns0:pPr>
       <ns0:r>
         <ns0:t xml:space="preserve">Generally speaking, our recreational pursuits tend to diverge quite significantly.</ns0:t>
@@ -451,7 +569,11 @@
     </ns0:p>
     <ns0:p>
       <ns0:pPr>
-        <ns0:pStyle ns0:val="CDGreenHeading"/>
+        <ns0:pStyle ns0:val="Compact"/>
+        <ns0:numPr>
+          <ns0:ilvl ns0:val="0"/>
+          <ns0:numId ns0:val="1008"/>
+        </ns0:numPr>
       </ns0:pPr>
       <ns0:r>
         <ns0:t xml:space="preserve">My siblings are gravitating toward high-intensity sports, whereas I prefer more sedentary activities.</ns0:t>
@@ -459,16 +581,20 @@
     </ns0:p>
     <ns0:p>
       <ns0:pPr>
-        <ns0:pStyle ns0:val="CDGreenHeading"/>
+        <ns0:pStyle ns0:val="Compact"/>
+        <ns0:numPr>
+          <ns0:ilvl ns0:val="0"/>
+          <ns0:numId ns0:val="1008"/>
+        </ns0:numPr>
       </ns0:pPr>
       <ns0:r>
         <ns0:t xml:space="preserve">That said, we occasionally converge over our shared appreciation for classical music concerts.</ns0:t>
       </ns0:r>
     </ns0:p>
-    <ns0:bookmarkEnd ns0:id="22"/>
-    <ns0:bookmarkEnd ns0:id="23"/>
-    <ns0:bookmarkEnd ns0:id="24"/>
-    <ns0:bookmarkStart ns0:id="25" ns0:name="part-2"/>
+    <ns0:bookmarkEnd ns0:id="19"/>
+    <ns0:bookmarkEnd ns0:id="20"/>
+    <ns0:bookmarkEnd ns0:id="21"/>
+    <ns0:bookmarkStart ns0:id="22" ns0:name="part-2"/>
     <ns0:p>
       <ns0:pPr>
         <ns0:pStyle ns0:val="Heading2"/>
@@ -537,72 +663,72 @@
         <ns0:t xml:space="preserve">Initially, I grappled with "phantom vibration syndrome," where I mistakenly thought my phone was buzzing in my pocket. It was a stark realization of how tethered I had become to technology. However, this discomfort eventually gave way to a profound sense of psychological liberation. I felt exceptionally rejuvenated, having rediscovered the joy of uninterrupted thought and authentic face-to-face interaction. Ultimately, the experience was transformative, leaving me with a newfound appreciation for setting boundaries with my digital consumption.</ns0:t>
       </ns0:r>
     </ns0:p>
+    <ns0:bookmarkEnd ns0:id="22"/>
+    <ns0:bookmarkStart ns0:id="26" ns0:name="part-3"/>
+    <ns0:p>
+      <ns0:pPr>
+        <ns0:pStyle ns0:val="Heading2"/>
+      </ns0:pPr>
+      <ns0:r>
+        <ns0:t xml:space="preserve">PART 3</ns0:t>
+      </ns0:r>
+    </ns0:p>
+    <ns0:bookmarkStart ns0:id="23" ns0:name="Xc4bc647126a79d9ab7ad69cb2b4e520c03a6e9a"/>
+    <ns0:p>
+      <ns0:pPr>
+        <ns0:pStyle ns0:val="Heading4"/>
+      </ns0:pPr>
+      <ns0:r>
+        <ns0:t xml:space="preserve">1. Do you think it is necessary to have laws on the use of mobile phones?</ns0:t>
+      </ns0:r>
+    </ns0:p>
+    <ns0:p>
+      <ns0:pPr>
+        <ns0:pStyle ns0:val="CDGreenHeading"/>
+      </ns0:pPr>
+      <ns0:r>
+        <ns0:t xml:space="preserve">Undoubtedly, the introduction of legislation governing mobile phone usage is imperative to safeguard public welfare. Beyond the obvious prohibition of handheld devices while operating a vehicle, laws are crucial for protecting intellectual property and ensuring privacy in restricted zones. Such regulations act as a necessary deterrent against behaviors that could jeopardize lives or compromise sensitive information. While some argue for personal freedom, the collective benefits of maintaining order and safety in our increasingly digitized society far outweigh the minor inconveniences of these legal restrictions.</ns0:t>
+      </ns0:r>
+    </ns0:p>
+    <ns0:bookmarkEnd ns0:id="23"/>
+    <ns0:bookmarkStart ns0:id="24" ns0:name="X97b89de13b327b00b20db58e43a2e9120b1a68e"/>
+    <ns0:p>
+      <ns0:pPr>
+        <ns0:pStyle ns0:val="Heading4"/>
+      </ns0:pPr>
+      <ns0:r>
+        <ns0:t xml:space="preserve">2. Is it a waste of time to take pictures with mobile phones?</ns0:t>
+      </ns0:r>
+    </ns0:p>
+    <ns0:p>
+      <ns0:pPr>
+        <ns0:pStyle ns0:val="CDGreenHeading"/>
+      </ns0:pPr>
+      <ns0:r>
+        <ns0:t xml:space="preserve">I believe that whether taking photos is a waste of time is entirely subjective and depends on one's intentions. For many, it's a valuable way of preserving the "ephemeral" moments of life that would otherwise be forgotten. However, the modern obsession with curating a perfect online persona often leads to a superficial engagement with reality. When the primary motivation is seeking external validation through "likes," the act of photography certainly detracts from the authentic experience. Balancing documentation with presence is key to ensuring it remains a meaningful activity.</ns0:t>
+      </ns0:r>
+    </ns0:p>
+    <ns0:bookmarkEnd ns0:id="24"/>
+    <ns0:bookmarkStart ns0:id="25" ns0:name="Xb88ba8335e4c56e7063af7cee0b0bc5fe916f58"/>
+    <ns0:p>
+      <ns0:pPr>
+        <ns0:pStyle ns0:val="Heading4"/>
+      </ns0:pPr>
+      <ns0:r>
+        <ns0:t xml:space="preserve">3. What positive and negative impact do mobile phones have on friendship?</ns0:t>
+      </ns0:r>
+    </ns0:p>
+    <ns0:p>
+      <ns0:pPr>
+        <ns0:pStyle ns0:val="CDGreenHeading"/>
+      </ns0:pPr>
+      <ns0:r>
+        <ns0:t xml:space="preserve">Mobile phones exert a dual influence on contemporary friendships. On a positive note, they facilitate "perpetual contact," enabling friends to provide emotional support instantaneously across borders. Conversely, the prevalence of digital communication can lead to the erosion of face-to-face social skills. The constant barrage of notifications often interrupts the flow of natural dialogue, resulting in fragmented and less fulfilling interactions. Ultimately, while technology provides the tools for connectivity, it simultaneously threatens the depth and quality of physical companionship if not managed with a high degree of mindfulness.</ns0:t>
+      </ns0:r>
+    </ns0:p>
     <ns0:bookmarkEnd ns0:id="25"/>
-    <ns0:bookmarkStart ns0:id="29" ns0:name="part-3"/>
-    <ns0:p>
-      <ns0:pPr>
-        <ns0:pStyle ns0:val="Heading2"/>
-      </ns0:pPr>
-      <ns0:r>
-        <ns0:t xml:space="preserve">PART 3</ns0:t>
-      </ns0:r>
-    </ns0:p>
-    <ns0:bookmarkStart ns0:id="26" ns0:name="Xc4bc647126a79d9ab7ad69cb2b4e520c03a6e9a"/>
-    <ns0:p>
-      <ns0:pPr>
-        <ns0:pStyle ns0:val="Heading4"/>
-      </ns0:pPr>
-      <ns0:r>
-        <ns0:t xml:space="preserve">1. Do you think it is necessary to have laws on the use of mobile phones?</ns0:t>
-      </ns0:r>
-    </ns0:p>
-    <ns0:p>
-      <ns0:pPr>
-        <ns0:pStyle ns0:val="CDGreenHeading"/>
-      </ns0:pPr>
-      <ns0:r>
-        <ns0:t xml:space="preserve">Undoubtedly, the introduction of legislation governing mobile phone usage is imperative to safeguard public welfare. Beyond the obvious prohibition of handheld devices while operating a vehicle, laws are crucial for protecting intellectual property and ensuring privacy in restricted zones. Such regulations act as a necessary deterrent against behaviors that could jeopardize lives or compromise sensitive information. While some argue for personal freedom, the collective benefits of maintaining order and safety in our increasingly digitized society far outweigh the minor inconveniences of these legal restrictions.</ns0:t>
-      </ns0:r>
-    </ns0:p>
     <ns0:bookmarkEnd ns0:id="26"/>
-    <ns0:bookmarkStart ns0:id="27" ns0:name="X97b89de13b327b00b20db58e43a2e9120b1a68e"/>
-    <ns0:p>
-      <ns0:pPr>
-        <ns0:pStyle ns0:val="Heading4"/>
-      </ns0:pPr>
-      <ns0:r>
-        <ns0:t xml:space="preserve">2. Is it a waste of time to take pictures with mobile phones?</ns0:t>
-      </ns0:r>
-    </ns0:p>
-    <ns0:p>
-      <ns0:pPr>
-        <ns0:pStyle ns0:val="CDGreenHeading"/>
-      </ns0:pPr>
-      <ns0:r>
-        <ns0:t xml:space="preserve">I believe that whether taking photos is a waste of time is entirely subjective and depends on one's intentions. For many, it's a valuable way of preserving the "ephemeral" moments of life that would otherwise be forgotten. However, the modern obsession with curating a perfect online persona often leads to a superficial engagement with reality. When the primary motivation is seeking external validation through "likes," the act of photography certainly detracts from the authentic experience. Balancing documentation with presence is key to ensuring it remains a meaningful activity.</ns0:t>
-      </ns0:r>
-    </ns0:p>
-    <ns0:bookmarkEnd ns0:id="27"/>
-    <ns0:bookmarkStart ns0:id="28" ns0:name="Xb88ba8335e4c56e7063af7cee0b0bc5fe916f58"/>
-    <ns0:p>
-      <ns0:pPr>
-        <ns0:pStyle ns0:val="Heading4"/>
-      </ns0:pPr>
-      <ns0:r>
-        <ns0:t xml:space="preserve">3. What positive and negative impact do mobile phones have on friendship?</ns0:t>
-      </ns0:r>
-    </ns0:p>
-    <ns0:p>
-      <ns0:pPr>
-        <ns0:pStyle ns0:val="CDGreenHeading"/>
-      </ns0:pPr>
-      <ns0:r>
-        <ns0:t xml:space="preserve">Mobile phones exert a dual influence on contemporary friendships. On a positive note, they facilitate "perpetual contact," enabling friends to provide emotional support instantaneously across borders. Conversely, the prevalence of digital communication can lead to the erosion of face-to-face social skills. The constant barrage of notifications often interrupts the flow of natural dialogue, resulting in fragmented and less fulfilling interactions. Ultimately, while technology provides the tools for connectivity, it simultaneously threatens the depth and quality of physical companionship if not managed with a high degree of mindfulness.</ns0:t>
-      </ns0:r>
-    </ns0:p>
-    <ns0:bookmarkEnd ns0:id="28"/>
-    <ns0:bookmarkEnd ns0:id="29"/>
-    <ns0:bookmarkStart ns0:id="30" ns0:name="từ-vựng"/>
+    <ns0:bookmarkStart ns0:id="27" ns0:name="từ-vựng"/>
     <ns0:p>
       <ns0:pPr>
         <ns0:pStyle ns0:val="Heading2"/>
@@ -709,7 +835,7 @@
         </ns0:tc>
       </ns0:tr>
     </ns0:tbl>
-    <ns0:bookmarkEnd ns0:id="30"/>
+    <ns0:bookmarkEnd ns0:id="27"/>
     <ns0:sectPr>
       <ns0:headerReference ns1:id="rId1" ns0:type="default"/>
       <ns0:headerReference ns1:id="rId2" ns0:type="first"/>
@@ -1204,8 +1330,135 @@
       </w:pPr>
     </w:lvl>
   </w:abstractNum>
+  <w:abstractNum w:abstractNumId="991">
+    <w:nsid w:val="0000A991"/>
+    <w:multiLevelType w:val="multilevel"/>
+    <w:lvl w:ilvl="0">
+      <w:numFmt w:val="bullet"/>
+      <w:lvlText w:val=""/>
+      <w:lvlJc w:val="left"/>
+      <w:pPr>
+        <w:ind w:left="720" w:hanging="360"/>
+      </w:pPr>
+      <w:rPr>
+        <w:rFonts w:ascii="Symbol" w:hAnsi="Symbol" w:cs="Symbol" w:hint="default"/>
+      </w:rPr>
+    </w:lvl>
+    <w:lvl w:ilvl="1">
+      <w:numFmt w:val="bullet"/>
+      <w:lvlText w:val="o"/>
+      <w:lvlJc w:val="left"/>
+      <w:pPr>
+        <w:ind w:left="1440" w:hanging="360"/>
+      </w:pPr>
+      <w:rPr>
+        <w:rFonts w:ascii="Courier New" w:hAnsi="Courier New" w:cs="Courier New" w:hint="default"/>
+      </w:rPr>
+    </w:lvl>
+    <w:lvl w:ilvl="2">
+      <w:numFmt w:val="bullet"/>
+      <w:lvlText w:val=""/>
+      <w:lvlJc w:val="left"/>
+      <w:pPr>
+        <w:ind w:left="2160" w:hanging="360"/>
+      </w:pPr>
+      <w:rPr>
+        <w:rFonts w:ascii="Wingdings" w:hAnsi="Wingdings" w:cs="Wingdings" w:hint="default"/>
+      </w:rPr>
+    </w:lvl>
+    <w:lvl w:ilvl="3">
+      <w:numFmt w:val="bullet"/>
+      <w:lvlText w:val=""/>
+      <w:lvlJc w:val="left"/>
+      <w:pPr>
+        <w:ind w:left="2880" w:hanging="360"/>
+      </w:pPr>
+      <w:rPr>
+        <w:rFonts w:ascii="Symbol" w:hAnsi="Symbol" w:cs="Symbol" w:hint="default"/>
+      </w:rPr>
+    </w:lvl>
+    <w:lvl w:ilvl="4">
+      <w:numFmt w:val="bullet"/>
+      <w:lvlText w:val="o"/>
+      <w:lvlJc w:val="left"/>
+      <w:pPr>
+        <w:ind w:left="3600" w:hanging="360"/>
+      </w:pPr>
+      <w:rPr>
+        <w:rFonts w:ascii="Courier New" w:hAnsi="Courier New" w:cs="Courier New" w:hint="default"/>
+      </w:rPr>
+    </w:lvl>
+    <w:lvl w:ilvl="5">
+      <w:numFmt w:val="bullet"/>
+      <w:lvlText w:val=""/>
+      <w:lvlJc w:val="left"/>
+      <w:pPr>
+        <w:ind w:left="4320" w:hanging="360"/>
+      </w:pPr>
+      <w:rPr>
+        <w:rFonts w:ascii="Wingdings" w:hAnsi="Wingdings" w:cs="Wingdings" w:hint="default"/>
+      </w:rPr>
+    </w:lvl>
+    <w:lvl w:ilvl="6">
+      <w:numFmt w:val="bullet"/>
+      <w:lvlText w:val=""/>
+      <w:lvlJc w:val="left"/>
+      <w:pPr>
+        <w:ind w:left="5040" w:hanging="360"/>
+      </w:pPr>
+      <w:rPr>
+        <w:rFonts w:ascii="Symbol" w:hAnsi="Symbol" w:cs="Symbol" w:hint="default"/>
+      </w:rPr>
+    </w:lvl>
+    <w:lvl w:ilvl="7">
+      <w:numFmt w:val="bullet"/>
+      <w:lvlText w:val="o"/>
+      <w:lvlJc w:val="left"/>
+      <w:pPr>
+        <w:ind w:left="5760" w:hanging="360"/>
+      </w:pPr>
+      <w:rPr>
+        <w:rFonts w:ascii="Courier New" w:hAnsi="Courier New" w:cs="Courier New" w:hint="default"/>
+      </w:rPr>
+    </w:lvl>
+    <w:lvl w:ilvl="8">
+      <w:numFmt w:val="bullet"/>
+      <w:lvlText w:val=""/>
+      <w:lvlJc w:val="left"/>
+      <w:pPr>
+        <w:ind w:left="6480" w:hanging="360"/>
+      </w:pPr>
+      <w:rPr>
+        <w:rFonts w:ascii="Wingdings" w:hAnsi="Wingdings" w:cs="Wingdings" w:hint="default"/>
+      </w:rPr>
+    </w:lvl>
+  </w:abstractNum>
   <w:num w:numId="1000">
     <w:abstractNumId w:val="990"/>
+  </w:num>
+  <w:num w:numId="1001">
+    <w:abstractNumId w:val="991"/>
+  </w:num>
+  <w:num w:numId="1002">
+    <w:abstractNumId w:val="991"/>
+  </w:num>
+  <w:num w:numId="1003">
+    <w:abstractNumId w:val="991"/>
+  </w:num>
+  <w:num w:numId="1004">
+    <w:abstractNumId w:val="991"/>
+  </w:num>
+  <w:num w:numId="1005">
+    <w:abstractNumId w:val="991"/>
+  </w:num>
+  <w:num w:numId="1006">
+    <w:abstractNumId w:val="991"/>
+  </w:num>
+  <w:num w:numId="1007">
+    <w:abstractNumId w:val="991"/>
+  </w:num>
+  <w:num w:numId="1008">
+    <w:abstractNumId w:val="991"/>
   </w:num>
 </w:numbering>
 </file>

--- a/chuyenDe/LS/docx/rawls7/Speaking/Level3/W7.docx
+++ b/chuyenDe/LS/docx/rawls7/Speaking/Level3/W7.docx
@@ -18,7 +18,7 @@
         <ns0:t xml:space="preserve">TÀI LIỆU CHUYÊN ĐỀ SPEAKING</ns0:t>
       </ns0:r>
     </ns0:p>
-    <ns0:bookmarkStart ns0:id="21" ns0:name="part-1"/>
+    <ns0:bookmarkStart ns0:id="22" ns0:name="part-1"/>
     <ns0:p>
       <ns0:pPr>
         <ns0:pStyle ns0:val="Heading2"/>
@@ -27,7 +27,7 @@
         <ns0:t xml:space="preserve">PART 1</ns0:t>
       </ns0:r>
     </ns0:p>
-    <ns0:bookmarkStart ns0:id="20" ns0:name="gift"/>
+    <ns0:bookmarkStart ns0:id="16" ns0:name="gift"/>
     <ns0:p>
       <ns0:pPr>
         <ns0:pStyle ns0:val="Heading3"/>
@@ -307,20 +307,18 @@
         <ns0:t xml:space="preserve">Ultimately, the level of intimacy in the relationship dictates the nature of the gift.</ns0:t>
       </ns0:r>
     </ns0:p>
-    <ns0:p>
-      <ns0:pPr>
-        <ns0:pStyle ns0:val="Compact"/>
-        <ns0:numPr>
-          <ns0:ilvl ns0:val="0"/>
-          <ns0:numId ns0:val="1004"/>
-        </ns0:numPr>
+    <ns0:bookmarkEnd ns0:id="15"/>
+    <ns0:bookmarkEnd ns0:id="16"/>
+    <ns0:bookmarkStart ns0:id="21" ns0:name="hobby"/>
+    <ns0:p>
+      <ns0:pPr>
+        <ns0:pStyle ns0:val="Heading3"/>
       </ns0:pPr>
       <ns0:r>
         <ns0:t xml:space="preserve">Hobby</ns0:t>
       </ns0:r>
     </ns0:p>
-    <ns0:bookmarkEnd ns0:id="15"/>
-    <ns0:bookmarkStart ns0:id="16" ns0:name="do-you-have-any-hobbies"/>
+    <ns0:bookmarkStart ns0:id="17" ns0:name="do-you-have-any-hobbies"/>
     <ns0:p>
       <ns0:pPr>
         <ns0:pStyle ns0:val="Heading4"/>
@@ -393,8 +391,8 @@
         <ns0:t xml:space="preserve">I’m a firm believer in the importance of having diverse hobbies to maintain a healthy work-life balance. My primary pursuit at the moment is long-distance running, which I find incredibly therapeutic. It provides me with a profound sense of accomplishment and significantly enhances my physical endurance. Moreover, engaging in this activity outdoors allows me to reconnect with nature and clear my mind after a taxing day at the office. It’s truly an indispensable part of my daily routine that keeps me motivated.</ns0:t>
       </ns0:r>
     </ns0:p>
-    <ns0:bookmarkEnd ns0:id="16"/>
-    <ns0:bookmarkStart ns0:id="17" ns0:name="X806eae0a2a2f6a6e12398d5f8fe22e89d0d60cd"/>
+    <ns0:bookmarkEnd ns0:id="17"/>
+    <ns0:bookmarkStart ns0:id="18" ns0:name="X806eae0a2a2f6a6e12398d5f8fe22e89d0d60cd"/>
     <ns0:p>
       <ns0:pPr>
         <ns0:pStyle ns0:val="Heading4"/>
@@ -459,8 +457,8 @@
         <ns0:t xml:space="preserve">This hobby nurtured my curiosity about different cultures and global geography.</ns0:t>
       </ns0:r>
     </ns0:p>
-    <ns0:bookmarkEnd ns0:id="17"/>
-    <ns0:bookmarkStart ns0:id="18" ns0:name="Xdd49ae34fc808eb514802bc7c356e917fc3cfaa"/>
+    <ns0:bookmarkEnd ns0:id="18"/>
+    <ns0:bookmarkStart ns0:id="19" ns0:name="Xdd49ae34fc808eb514802bc7c356e917fc3cfaa"/>
     <ns0:p>
       <ns0:pPr>
         <ns0:pStyle ns0:val="Heading4"/>
@@ -525,8 +523,8 @@
         <ns0:t xml:space="preserve">It serves as a creative outlet that allows me to articulate my emotions.</ns0:t>
       </ns0:r>
     </ns0:p>
-    <ns0:bookmarkEnd ns0:id="18"/>
-    <ns0:bookmarkStart ns0:id="19" ns0:name="Xb647d6190978a5e77490aa1d282d160af906c24"/>
+    <ns0:bookmarkEnd ns0:id="19"/>
+    <ns0:bookmarkStart ns0:id="20" ns0:name="Xb647d6190978a5e77490aa1d282d160af906c24"/>
     <ns0:p>
       <ns0:pPr>
         <ns0:pStyle ns0:val="Heading4"/>
@@ -591,10 +589,10 @@
         <ns0:t xml:space="preserve">That said, we occasionally converge over our shared appreciation for classical music concerts.</ns0:t>
       </ns0:r>
     </ns0:p>
-    <ns0:bookmarkEnd ns0:id="19"/>
     <ns0:bookmarkEnd ns0:id="20"/>
     <ns0:bookmarkEnd ns0:id="21"/>
-    <ns0:bookmarkStart ns0:id="22" ns0:name="part-2"/>
+    <ns0:bookmarkEnd ns0:id="22"/>
+    <ns0:bookmarkStart ns0:id="23" ns0:name="part-2"/>
     <ns0:p>
       <ns0:pPr>
         <ns0:pStyle ns0:val="Heading2"/>
@@ -663,8 +661,8 @@
         <ns0:t xml:space="preserve">Initially, I grappled with "phantom vibration syndrome," where I mistakenly thought my phone was buzzing in my pocket. It was a stark realization of how tethered I had become to technology. However, this discomfort eventually gave way to a profound sense of psychological liberation. I felt exceptionally rejuvenated, having rediscovered the joy of uninterrupted thought and authentic face-to-face interaction. Ultimately, the experience was transformative, leaving me with a newfound appreciation for setting boundaries with my digital consumption.</ns0:t>
       </ns0:r>
     </ns0:p>
-    <ns0:bookmarkEnd ns0:id="22"/>
-    <ns0:bookmarkStart ns0:id="26" ns0:name="part-3"/>
+    <ns0:bookmarkEnd ns0:id="23"/>
+    <ns0:bookmarkStart ns0:id="27" ns0:name="part-3"/>
     <ns0:p>
       <ns0:pPr>
         <ns0:pStyle ns0:val="Heading2"/>
@@ -673,7 +671,7 @@
         <ns0:t xml:space="preserve">PART 3</ns0:t>
       </ns0:r>
     </ns0:p>
-    <ns0:bookmarkStart ns0:id="23" ns0:name="Xc4bc647126a79d9ab7ad69cb2b4e520c03a6e9a"/>
+    <ns0:bookmarkStart ns0:id="24" ns0:name="Xc4bc647126a79d9ab7ad69cb2b4e520c03a6e9a"/>
     <ns0:p>
       <ns0:pPr>
         <ns0:pStyle ns0:val="Heading4"/>
@@ -690,8 +688,8 @@
         <ns0:t xml:space="preserve">Undoubtedly, the introduction of legislation governing mobile phone usage is imperative to safeguard public welfare. Beyond the obvious prohibition of handheld devices while operating a vehicle, laws are crucial for protecting intellectual property and ensuring privacy in restricted zones. Such regulations act as a necessary deterrent against behaviors that could jeopardize lives or compromise sensitive information. While some argue for personal freedom, the collective benefits of maintaining order and safety in our increasingly digitized society far outweigh the minor inconveniences of these legal restrictions.</ns0:t>
       </ns0:r>
     </ns0:p>
-    <ns0:bookmarkEnd ns0:id="23"/>
-    <ns0:bookmarkStart ns0:id="24" ns0:name="X97b89de13b327b00b20db58e43a2e9120b1a68e"/>
+    <ns0:bookmarkEnd ns0:id="24"/>
+    <ns0:bookmarkStart ns0:id="25" ns0:name="X97b89de13b327b00b20db58e43a2e9120b1a68e"/>
     <ns0:p>
       <ns0:pPr>
         <ns0:pStyle ns0:val="Heading4"/>
@@ -708,8 +706,8 @@
         <ns0:t xml:space="preserve">I believe that whether taking photos is a waste of time is entirely subjective and depends on one's intentions. For many, it's a valuable way of preserving the "ephemeral" moments of life that would otherwise be forgotten. However, the modern obsession with curating a perfect online persona often leads to a superficial engagement with reality. When the primary motivation is seeking external validation through "likes," the act of photography certainly detracts from the authentic experience. Balancing documentation with presence is key to ensuring it remains a meaningful activity.</ns0:t>
       </ns0:r>
     </ns0:p>
-    <ns0:bookmarkEnd ns0:id="24"/>
-    <ns0:bookmarkStart ns0:id="25" ns0:name="Xb88ba8335e4c56e7063af7cee0b0bc5fe916f58"/>
+    <ns0:bookmarkEnd ns0:id="25"/>
+    <ns0:bookmarkStart ns0:id="26" ns0:name="Xb88ba8335e4c56e7063af7cee0b0bc5fe916f58"/>
     <ns0:p>
       <ns0:pPr>
         <ns0:pStyle ns0:val="Heading4"/>
@@ -726,9 +724,9 @@
         <ns0:t xml:space="preserve">Mobile phones exert a dual influence on contemporary friendships. On a positive note, they facilitate "perpetual contact," enabling friends to provide emotional support instantaneously across borders. Conversely, the prevalence of digital communication can lead to the erosion of face-to-face social skills. The constant barrage of notifications often interrupts the flow of natural dialogue, resulting in fragmented and less fulfilling interactions. Ultimately, while technology provides the tools for connectivity, it simultaneously threatens the depth and quality of physical companionship if not managed with a high degree of mindfulness.</ns0:t>
       </ns0:r>
     </ns0:p>
-    <ns0:bookmarkEnd ns0:id="25"/>
     <ns0:bookmarkEnd ns0:id="26"/>
-    <ns0:bookmarkStart ns0:id="27" ns0:name="từ-vựng"/>
+    <ns0:bookmarkEnd ns0:id="27"/>
+    <ns0:bookmarkStart ns0:id="28" ns0:name="từ-vựng"/>
     <ns0:p>
       <ns0:pPr>
         <ns0:pStyle ns0:val="Heading2"/>
@@ -835,7 +833,7 @@
         </ns0:tc>
       </ns0:tr>
     </ns0:tbl>
-    <ns0:bookmarkEnd ns0:id="27"/>
+    <ns0:bookmarkEnd ns0:id="28"/>
     <ns0:sectPr>
       <ns0:headerReference ns1:id="rId1" ns0:type="default"/>
       <ns0:headerReference ns1:id="rId2" ns0:type="first"/>

--- a/chuyenDe/LS/docx/rawls7/Speaking/Level3/W7.docx
+++ b/chuyenDe/LS/docx/rawls7/Speaking/Level3/W7.docx
@@ -1576,6 +1576,25 @@
       <w:i/>
     </w:rPr>
   </w:style>
+  <w:style w:styleId="CDListeningSection" w:type="paragraph">
+    <w:name w:val="CD Listening Section"/>
+    <w:basedOn w:val="Normal"/>
+    <w:qFormat/>
+    <w:pPr>
+      <w:spacing w:after="120" w:before="100"/>
+      <w:pBdr>
+        <w:top w:color="1F4E79" w:space="3" w:sz="12" w:val="single"/>
+        <w:left w:color="1F4E79" w:space="3" w:sz="12" w:val="single"/>
+        <w:bottom w:color="1F4E79" w:space="3" w:sz="12" w:val="single"/>
+        <w:right w:color="1F4E79" w:space="3" w:sz="12" w:val="single"/>
+      </w:pBdr>
+      <w:shd w:color="auto" w:fill="EBF3FA" w:val="clear"/>
+      <w:ind w:left="240" w:right="240"/>
+    </w:pPr>
+    <w:rPr>
+      <w:rFonts w:ascii="Georgia" w:cs="Georgia" w:hAnsi="Georgia"/>
+    </w:rPr>
+  </w:style>
   <w:style w:styleId="CDSection" w:type="paragraph">
     <w:name w:val="CD Section"/>
     <w:basedOn w:val="Normal"/>
@@ -1866,6 +1885,42 @@
         <w:color w:val="FFFFFF"/>
       </w:rPr>
     </w:tblStylePr>
+  </w:style>
+  <w:style w:styleId="CDListeningSectionContainer" w:type="table">
+    <w:name w:val="CDListeningSectionContainer"/>
+    <w:basedOn w:val="TableNormal"/>
+    <w:tblPr>
+      <w:tblW w:type="pct" w:w="5000"/>
+      <w:tblLayout w:type="autofit"/>
+      <w:tblBorders>
+        <w:top w:color="E52B20" w:shadow="1" w:space="0" w:sz="24" w:val="single"/>
+        <w:left w:color="E52B20" w:shadow="1" w:space="0" w:sz="24" w:val="single"/>
+        <w:bottom w:color="E52B20" w:shadow="1" w:space="0" w:sz="24" w:val="thickThinMediumGap"/>
+        <w:right w:color="E52B20" w:shadow="1" w:space="0" w:sz="24" w:val="single"/>
+      </w:tblBorders>
+      <w:shd w:color="auto" w:fill="D6E9F8" w:val="clear"/>
+      <w:tblCellMar>
+        <w:top w:type="dxa" w:w="280"/>
+        <w:left w:type="dxa" w:w="280"/>
+        <w:bottom w:type="dxa" w:w="280"/>
+        <w:right w:type="dxa" w:w="280"/>
+      </w:tblCellMar>
+    </w:tblPr>
+  </w:style>
+  <w:style w:styleId="CDListeningSectionHeader" w:type="paragraph">
+    <w:name w:val="CD Listening Section Header"/>
+    <w:basedOn w:val="Heading1"/>
+    <w:qFormat/>
+    <w:pPr>
+      <w:spacing w:after="160" w:before="360"/>
+      <w:jc w:val="left"/>
+    </w:pPr>
+    <w:rPr>
+      <w:rFonts w:ascii="Latin Modern Sans" w:cs="Latin Modern Sans" w:hAnsi="Latin Modern Sans"/>
+      <w:b/>
+      <w:color w:val="1F4E79"/>
+      <w:sz w:val="34"/>
+    </w:rPr>
   </w:style>
   <w:style w:type="paragraph" w:customStyle="1" w:styleId="SourceCode">
     <w:name w:val="Source Code"/>

--- a/chuyenDe/LS/docx/rawls7/Speaking/Level3/W7.docx
+++ b/chuyenDe/LS/docx/rawls7/Speaking/Level3/W7.docx
@@ -1893,10 +1893,10 @@
       <w:tblW w:type="pct" w:w="5000"/>
       <w:tblLayout w:type="autofit"/>
       <w:tblBorders>
-        <w:top w:color="E52B20" w:shadow="1" w:space="0" w:sz="24" w:val="single"/>
-        <w:left w:color="E52B20" w:shadow="1" w:space="0" w:sz="24" w:val="single"/>
-        <w:bottom w:color="E52B20" w:shadow="1" w:space="0" w:sz="24" w:val="thickThinMediumGap"/>
-        <w:right w:color="E52B20" w:shadow="1" w:space="0" w:sz="24" w:val="single"/>
+        <w:top w:color="E52B20" w:shadow="1" w:space="0" w:sz="12" w:val="single"/>
+        <w:left w:color="E52B20" w:shadow="1" w:space="0" w:sz="12" w:val="single"/>
+        <w:bottom w:color="E52B20" w:shadow="1" w:space="0" w:sz="16" w:val="double"/>
+        <w:right w:color="E52B20" w:shadow="1" w:space="0" w:sz="12" w:val="single"/>
       </w:tblBorders>
       <w:shd w:color="auto" w:fill="D6E9F8" w:val="clear"/>
       <w:tblCellMar>
@@ -1912,14 +1912,14 @@
     <w:basedOn w:val="Heading1"/>
     <w:qFormat/>
     <w:pPr>
-      <w:spacing w:after="160" w:before="360"/>
-      <w:jc w:val="left"/>
+      <w:spacing w:after="120" w:before="240"/>
+      <w:jc w:val="center"/>
     </w:pPr>
     <w:rPr>
       <w:rFonts w:ascii="Latin Modern Sans" w:cs="Latin Modern Sans" w:hAnsi="Latin Modern Sans"/>
       <w:b/>
       <w:color w:val="1F4E79"/>
-      <w:sz w:val="34"/>
+      <w:sz w:val="28"/>
     </w:rPr>
   </w:style>
   <w:style w:type="paragraph" w:customStyle="1" w:styleId="SourceCode">

--- a/chuyenDe/LS/docx/rawls7/Speaking/Level3/W7.docx
+++ b/chuyenDe/LS/docx/rawls7/Speaking/Level3/W7.docx
@@ -1619,7 +1619,7 @@
     <w:basedOn w:val="Normal"/>
     <w:qFormat/>
     <w:pPr>
-      <w:spacing w:after="60" w:before="80"/>
+      <w:spacing w:after="80" w:before="120"/>
       <w:pBdr>
         <w:left w:color="1F4E79" w:space="2" w:sz="24" w:val="single"/>
       </w:pBdr>
@@ -1884,6 +1884,44 @@
         <w:b/>
         <w:color w:val="FFFFFF"/>
       </w:rPr>
+    </w:tblStylePr>
+  </w:style>
+  <w:style w:styleId="CDTranscriptTable" w:type="table">
+    <w:name w:val="CDTranscriptTable"/>
+    <w:basedOn w:val="TableNormal"/>
+    <w:tblPr>
+      <w:tblW w:type="pct" w:w="5000"/>
+      <w:tblInd w:type="dxa" w:w="240"/>
+      <w:tblLayout w:type="fixed"/>
+      <w:tblBorders>
+        <w:top w:color="BFBFBF" w:space="0" w:sz="10" w:val="single"/>
+        <w:left w:color="BFBFBF" w:space="0" w:sz="10" w:val="single"/>
+        <w:bottom w:color="BFBFBF" w:space="0" w:sz="10" w:val="single"/>
+        <w:right w:color="BFBFBF" w:space="0" w:sz="10" w:val="single"/>
+        <w:insideH w:color="D0D0D0" w:space="0" w:sz="8" w:val="single"/>
+        <w:insideV w:color="D0D0D0" w:space="0" w:sz="8" w:val="single"/>
+      </w:tblBorders>
+      <w:tblCellMar>
+        <w:top w:type="dxa" w:w="80"/>
+        <w:left w:type="dxa" w:w="120"/>
+        <w:bottom w:type="dxa" w:w="80"/>
+        <w:right w:type="dxa" w:w="120"/>
+      </w:tblCellMar>
+    </w:tblPr>
+    <w:tblStylePr w:type="firstRow">
+      <w:tcPr>
+        <w:shd w:color="auto" w:fill="1F4E79" w:val="clear"/>
+      </w:tcPr>
+      <w:rPr>
+        <w:rFonts w:ascii="Latin Modern Sans" w:cs="Latin Modern Sans" w:hAnsi="Latin Modern Sans"/>
+        <w:b/>
+        <w:color w:val="FFFFFF"/>
+      </w:rPr>
+    </w:tblStylePr>
+    <w:tblStylePr w:type="band1Horz">
+      <w:tcPr>
+        <w:shd w:color="auto" w:fill="F5F5F5" w:val="clear"/>
+      </w:tcPr>
     </w:tblStylePr>
   </w:style>
   <w:style w:styleId="CDListeningSectionContainer" w:type="table">

--- a/chuyenDe/LS/docx/rawls7/Speaking/Level3/W7.docx
+++ b/chuyenDe/LS/docx/rawls7/Speaking/Level3/W7.docx
@@ -1960,6 +1960,31 @@
       <w:sz w:val="28"/>
     </w:rPr>
   </w:style>
+  <w:style w:styleId="CDTranscriptSection" w:type="paragraph">
+    <w:name w:val="CD Transcript Section"/>
+    <w:basedOn w:val="Normal"/>
+    <w:qFormat/>
+    <w:pPr>
+      <w:spacing w:after="80" w:before="160"/>
+    </w:pPr>
+    <w:rPr>
+      <w:rFonts w:ascii="Latin Modern Sans" w:cs="Latin Modern Sans" w:hAnsi="Latin Modern Sans"/>
+      <w:color w:val="1F4E79"/>
+      <w:sz w:val="24"/>
+    </w:rPr>
+  </w:style>
+  <w:style w:styleId="CDTranscriptContent" w:type="paragraph">
+    <w:name w:val="CD Transcript Content"/>
+    <w:basedOn w:val="Normal"/>
+    <w:qFormat/>
+    <w:pPr>
+      <w:spacing w:after="120" w:before="0"/>
+    </w:pPr>
+    <w:rPr>
+      <w:rFonts w:ascii="Georgia" w:cs="Georgia" w:hAnsi="Georgia"/>
+      <w:sz w:val="24"/>
+    </w:rPr>
+  </w:style>
   <w:style w:type="paragraph" w:customStyle="1" w:styleId="SourceCode">
     <w:name w:val="Source Code"/>
     <w:basedOn w:val="Normal"/>

--- a/chuyenDe/LS/docx/rawls7/Speaking/Level3/W7.docx
+++ b/chuyenDe/LS/docx/rawls7/Speaking/Level3/W7.docx
@@ -805,30 +805,1109 @@
             <ns0:pPr>
               <ns0:pStyle ns0:val="Compact"/>
             </ns0:pPr>
-          </ns0:p>
-        </ns0:tc>
-        <ns0:tc>
-          <ns0:tcPr/>
-          <ns0:p>
-            <ns0:pPr>
-              <ns0:pStyle ns0:val="Compact"/>
-            </ns0:pPr>
-          </ns0:p>
-        </ns0:tc>
-        <ns0:tc>
-          <ns0:tcPr/>
-          <ns0:p>
-            <ns0:pPr>
-              <ns0:pStyle ns0:val="Compact"/>
-            </ns0:pPr>
-          </ns0:p>
-        </ns0:tc>
-        <ns0:tc>
-          <ns0:tcPr/>
-          <ns0:p>
-            <ns0:pPr>
-              <ns0:pStyle ns0:val="Compact"/>
-            </ns0:pPr>
+            <ns0:r>
+              <ns0:t xml:space="preserve">tangible (adj)</ns0:t>
+            </ns0:r>
+          </ns0:p>
+        </ns0:tc>
+        <ns0:tc>
+          <ns0:tcPr/>
+          <ns0:p>
+            <ns0:pPr>
+              <ns0:pStyle ns0:val="Compact"/>
+            </ns0:pPr>
+            <ns0:r>
+              <ns0:t xml:space="preserve">/ˈtæn.dʒə.bəl/</ns0:t>
+            </ns0:r>
+          </ns0:p>
+        </ns0:tc>
+        <ns0:tc>
+          <ns0:tcPr/>
+          <ns0:p>
+            <ns0:pPr>
+              <ns0:pStyle ns0:val="Compact"/>
+            </ns0:pPr>
+            <ns0:r>
+              <ns0:t xml:space="preserve">real and able to be touched (hữu hình, cụ thể)</ns0:t>
+            </ns0:r>
+          </ns0:p>
+        </ns0:tc>
+        <ns0:tc>
+          <ns0:tcPr/>
+          <ns0:p>
+            <ns0:pPr>
+              <ns0:pStyle ns0:val="Compact"/>
+            </ns0:pPr>
+            <ns0:r>
+              <ns0:t xml:space="preserve">The experience was more valuable than any</ns0:t>
+            </ns0:r>
+            <ns0:r>
+              <ns0:t xml:space="preserve"> </ns0:t>
+            </ns0:r>
+            <ns0:r>
+              <ns0:rPr>
+                <ns0:b/>
+                <ns0:bCs/>
+              </ns0:rPr>
+              <ns0:t xml:space="preserve">tangible</ns0:t>
+            </ns0:r>
+            <ns0:r>
+              <ns0:t xml:space="preserve"> </ns0:t>
+            </ns0:r>
+            <ns0:r>
+              <ns0:t xml:space="preserve">object.</ns0:t>
+            </ns0:r>
+          </ns0:p>
+        </ns0:tc>
+      </ns0:tr>
+      <ns0:tr>
+        <ns0:tc>
+          <ns0:tcPr/>
+          <ns0:p>
+            <ns0:pPr>
+              <ns0:pStyle ns0:val="Compact"/>
+            </ns0:pPr>
+            <ns0:r>
+              <ns0:t xml:space="preserve">unwind (v)</ns0:t>
+            </ns0:r>
+          </ns0:p>
+        </ns0:tc>
+        <ns0:tc>
+          <ns0:tcPr/>
+          <ns0:p>
+            <ns0:pPr>
+              <ns0:pStyle ns0:val="Compact"/>
+            </ns0:pPr>
+            <ns0:r>
+              <ns0:t xml:space="preserve">/ʌnˈwaɪnd/</ns0:t>
+            </ns0:r>
+          </ns0:p>
+        </ns0:tc>
+        <ns0:tc>
+          <ns0:tcPr/>
+          <ns0:p>
+            <ns0:pPr>
+              <ns0:pStyle ns0:val="Compact"/>
+            </ns0:pPr>
+            <ns0:r>
+              <ns0:t xml:space="preserve">to relax and stop feeling stressed (thư giãn, nghỉ ngơi)</ns0:t>
+            </ns0:r>
+          </ns0:p>
+        </ns0:tc>
+        <ns0:tc>
+          <ns0:tcPr/>
+          <ns0:p>
+            <ns0:pPr>
+              <ns0:pStyle ns0:val="Compact"/>
+            </ns0:pPr>
+            <ns0:r>
+              <ns0:t xml:space="preserve">The opportunity to</ns0:t>
+            </ns0:r>
+            <ns0:r>
+              <ns0:t xml:space="preserve"> </ns0:t>
+            </ns0:r>
+            <ns0:r>
+              <ns0:rPr>
+                <ns0:b/>
+                <ns0:bCs/>
+              </ns0:rPr>
+              <ns0:t xml:space="preserve">unwind</ns0:t>
+            </ns0:r>
+            <ns0:r>
+              <ns0:t xml:space="preserve"> </ns0:t>
+            </ns0:r>
+            <ns0:r>
+              <ns0:t xml:space="preserve">was exactly what I needed.</ns0:t>
+            </ns0:r>
+          </ns0:p>
+        </ns0:tc>
+      </ns0:tr>
+      <ns0:tr>
+        <ns0:tc>
+          <ns0:tcPr/>
+          <ns0:p>
+            <ns0:pPr>
+              <ns0:pStyle ns0:val="Compact"/>
+            </ns0:pPr>
+            <ns0:r>
+              <ns0:t xml:space="preserve">sophisticated (adj)</ns0:t>
+            </ns0:r>
+          </ns0:p>
+        </ns0:tc>
+        <ns0:tc>
+          <ns0:tcPr/>
+          <ns0:p>
+            <ns0:pPr>
+              <ns0:pStyle ns0:val="Compact"/>
+            </ns0:pPr>
+            <ns0:r>
+              <ns0:t xml:space="preserve">/səˈfɪs.tɪ.keɪ.tɪd/</ns0:t>
+            </ns0:r>
+          </ns0:p>
+        </ns0:tc>
+        <ns0:tc>
+          <ns0:tcPr/>
+          <ns0:p>
+            <ns0:pPr>
+              <ns0:pStyle ns0:val="Compact"/>
+            </ns0:pPr>
+            <ns0:r>
+              <ns0:t xml:space="preserve">elegant and refined (tinh tế, phức tạp)</ns0:t>
+            </ns0:r>
+          </ns0:p>
+        </ns0:tc>
+        <ns0:tc>
+          <ns0:tcPr/>
+          <ns0:p>
+            <ns0:pPr>
+              <ns0:pStyle ns0:val="Compact"/>
+            </ns0:pPr>
+            <ns0:r>
+              <ns0:t xml:space="preserve">I was given a</ns0:t>
+            </ns0:r>
+            <ns0:r>
+              <ns0:t xml:space="preserve"> </ns0:t>
+            </ns0:r>
+            <ns0:r>
+              <ns0:rPr>
+                <ns0:b/>
+                <ns0:bCs/>
+              </ns0:rPr>
+              <ns0:t xml:space="preserve">sophisticated</ns0:t>
+            </ns0:r>
+            <ns0:r>
+              <ns0:t xml:space="preserve"> </ns0:t>
+            </ns0:r>
+            <ns0:r>
+              <ns0:t xml:space="preserve">fountain pen by a mentor.</ns0:t>
+            </ns0:r>
+          </ns0:p>
+        </ns0:tc>
+      </ns0:tr>
+      <ns0:tr>
+        <ns0:tc>
+          <ns0:tcPr/>
+          <ns0:p>
+            <ns0:pPr>
+              <ns0:pStyle ns0:val="Compact"/>
+            </ns0:pPr>
+            <ns0:r>
+              <ns0:t xml:space="preserve">discerning (adj)</ns0:t>
+            </ns0:r>
+          </ns0:p>
+        </ns0:tc>
+        <ns0:tc>
+          <ns0:tcPr/>
+          <ns0:p>
+            <ns0:pPr>
+              <ns0:pStyle ns0:val="Compact"/>
+            </ns0:pPr>
+            <ns0:r>
+              <ns0:t xml:space="preserve">/dɪˈsɜː.nɪŋ/</ns0:t>
+            </ns0:r>
+          </ns0:p>
+        </ns0:tc>
+        <ns0:tc>
+          <ns0:tcPr/>
+          <ns0:p>
+            <ns0:pPr>
+              <ns0:pStyle ns0:val="Compact"/>
+            </ns0:pPr>
+            <ns0:r>
+              <ns0:t xml:space="preserve">having good judgment and taste (sáng suốt, có nhãn quan)</ns0:t>
+            </ns0:r>
+          </ns0:p>
+        </ns0:tc>
+        <ns0:tc>
+          <ns0:tcPr/>
+          <ns0:p>
+            <ns0:pPr>
+              <ns0:pStyle ns0:val="Compact"/>
+            </ns0:pPr>
+            <ns0:r>
+              <ns0:t xml:space="preserve">I pride myself on being a</ns0:t>
+            </ns0:r>
+            <ns0:r>
+              <ns0:t xml:space="preserve"> </ns0:t>
+            </ns0:r>
+            <ns0:r>
+              <ns0:rPr>
+                <ns0:b/>
+                <ns0:bCs/>
+              </ns0:rPr>
+              <ns0:t xml:space="preserve">discerning</ns0:t>
+            </ns0:r>
+            <ns0:r>
+              <ns0:t xml:space="preserve"> </ns0:t>
+            </ns0:r>
+            <ns0:r>
+              <ns0:t xml:space="preserve">gift-giver.</ns0:t>
+            </ns0:r>
+          </ns0:p>
+        </ns0:tc>
+      </ns0:tr>
+      <ns0:tr>
+        <ns0:tc>
+          <ns0:tcPr/>
+          <ns0:p>
+            <ns0:pPr>
+              <ns0:pStyle ns0:val="Compact"/>
+            </ns0:pPr>
+            <ns0:r>
+              <ns0:t xml:space="preserve">evoke (v)</ns0:t>
+            </ns0:r>
+          </ns0:p>
+        </ns0:tc>
+        <ns0:tc>
+          <ns0:tcPr/>
+          <ns0:p>
+            <ns0:pPr>
+              <ns0:pStyle ns0:val="Compact"/>
+            </ns0:pPr>
+            <ns0:r>
+              <ns0:t xml:space="preserve">/ɪˈvəʊk/</ns0:t>
+            </ns0:r>
+          </ns0:p>
+        </ns0:tc>
+        <ns0:tc>
+          <ns0:tcPr/>
+          <ns0:p>
+            <ns0:pPr>
+              <ns0:pStyle ns0:val="Compact"/>
+            </ns0:pPr>
+            <ns0:r>
+              <ns0:t xml:space="preserve">to bring a feeling or memory to mind (gợi lên, khơi gợi)</ns0:t>
+            </ns0:r>
+          </ns0:p>
+        </ns0:tc>
+        <ns0:tc>
+          <ns0:tcPr/>
+          <ns0:p>
+            <ns0:pPr>
+              <ns0:pStyle ns0:val="Compact"/>
+            </ns0:pPr>
+            <ns0:r>
+              <ns0:t xml:space="preserve">My goal is to</ns0:t>
+            </ns0:r>
+            <ns0:r>
+              <ns0:t xml:space="preserve"> </ns0:t>
+            </ns0:r>
+            <ns0:r>
+              <ns0:rPr>
+                <ns0:b/>
+                <ns0:bCs/>
+              </ns0:rPr>
+              <ns0:t xml:space="preserve">evoke</ns0:t>
+            </ns0:r>
+            <ns0:r>
+              <ns0:t xml:space="preserve"> </ns0:t>
+            </ns0:r>
+            <ns0:r>
+              <ns0:t xml:space="preserve">a genuine emotional response.</ns0:t>
+            </ns0:r>
+          </ns0:p>
+        </ns0:tc>
+      </ns0:tr>
+      <ns0:tr>
+        <ns0:tc>
+          <ns0:tcPr/>
+          <ns0:p>
+            <ns0:pPr>
+              <ns0:pStyle ns0:val="Compact"/>
+            </ns0:pPr>
+            <ns0:r>
+              <ns0:t xml:space="preserve">contemplate (v)</ns0:t>
+            </ns0:r>
+          </ns0:p>
+        </ns0:tc>
+        <ns0:tc>
+          <ns0:tcPr/>
+          <ns0:p>
+            <ns0:pPr>
+              <ns0:pStyle ns0:val="Compact"/>
+            </ns0:pPr>
+            <ns0:r>
+              <ns0:t xml:space="preserve">/ˈkɒn.təm.pleɪt/</ns0:t>
+            </ns0:r>
+          </ns0:p>
+        </ns0:tc>
+        <ns0:tc>
+          <ns0:tcPr/>
+          <ns0:p>
+            <ns0:pPr>
+              <ns0:pStyle ns0:val="Compact"/>
+            </ns0:pPr>
+            <ns0:r>
+              <ns0:t xml:space="preserve">to think deeply about something (suy ngẫm)</ns0:t>
+            </ns0:r>
+          </ns0:p>
+        </ns0:tc>
+        <ns0:tc>
+          <ns0:tcPr/>
+          <ns0:p>
+            <ns0:pPr>
+              <ns0:pStyle ns0:val="Compact"/>
+            </ns0:pPr>
+            <ns0:r>
+              <ns0:t xml:space="preserve">I</ns0:t>
+            </ns0:r>
+            <ns0:r>
+              <ns0:t xml:space="preserve"> </ns0:t>
+            </ns0:r>
+            <ns0:r>
+              <ns0:rPr>
+                <ns0:b/>
+                <ns0:bCs/>
+              </ns0:rPr>
+              <ns0:t xml:space="preserve">contemplate</ns0:t>
+            </ns0:r>
+            <ns0:r>
+              <ns0:t xml:space="preserve"> </ns0:t>
+            </ns0:r>
+            <ns0:r>
+              <ns0:t xml:space="preserve">the symbolic meaning behind the item.</ns0:t>
+            </ns0:r>
+          </ns0:p>
+        </ns0:tc>
+      </ns0:tr>
+      <ns0:tr>
+        <ns0:tc>
+          <ns0:tcPr/>
+          <ns0:p>
+            <ns0:pPr>
+              <ns0:pStyle ns0:val="Compact"/>
+            </ns0:pPr>
+            <ns0:r>
+              <ns0:t xml:space="preserve">therapeutic (adj)</ns0:t>
+            </ns0:r>
+          </ns0:p>
+        </ns0:tc>
+        <ns0:tc>
+          <ns0:tcPr/>
+          <ns0:p>
+            <ns0:pPr>
+              <ns0:pStyle ns0:val="Compact"/>
+            </ns0:pPr>
+            <ns0:r>
+              <ns0:t xml:space="preserve">/ˌθer.əˈpjuː.tɪk/</ns0:t>
+            </ns0:r>
+          </ns0:p>
+        </ns0:tc>
+        <ns0:tc>
+          <ns0:tcPr/>
+          <ns0:p>
+            <ns0:pPr>
+              <ns0:pStyle ns0:val="Compact"/>
+            </ns0:pPr>
+            <ns0:r>
+              <ns0:t xml:space="preserve">helping you to relax or feel better (có tác dụng chữa bệnh, trị liệu)</ns0:t>
+            </ns0:r>
+          </ns0:p>
+        </ns0:tc>
+        <ns0:tc>
+          <ns0:tcPr/>
+          <ns0:p>
+            <ns0:pPr>
+              <ns0:pStyle ns0:val="Compact"/>
+            </ns0:pPr>
+            <ns0:r>
+              <ns0:t xml:space="preserve">I find long-distance running incredibly</ns0:t>
+            </ns0:r>
+            <ns0:r>
+              <ns0:t xml:space="preserve"> </ns0:t>
+            </ns0:r>
+            <ns0:r>
+              <ns0:rPr>
+                <ns0:b/>
+                <ns0:bCs/>
+              </ns0:rPr>
+              <ns0:t xml:space="preserve">therapeutic</ns0:t>
+            </ns0:r>
+            <ns0:r>
+              <ns0:t xml:space="preserve">.</ns0:t>
+            </ns0:r>
+          </ns0:p>
+        </ns0:tc>
+      </ns0:tr>
+      <ns0:tr>
+        <ns0:tc>
+          <ns0:tcPr/>
+          <ns0:p>
+            <ns0:pPr>
+              <ns0:pStyle ns0:val="Compact"/>
+            </ns0:pPr>
+            <ns0:r>
+              <ns0:t xml:space="preserve">indispensable (adj)</ns0:t>
+            </ns0:r>
+          </ns0:p>
+        </ns0:tc>
+        <ns0:tc>
+          <ns0:tcPr/>
+          <ns0:p>
+            <ns0:pPr>
+              <ns0:pStyle ns0:val="Compact"/>
+            </ns0:pPr>
+            <ns0:r>
+              <ns0:t xml:space="preserve">/ˌɪn.dɪˈspen.sə.bəl/</ns0:t>
+            </ns0:r>
+          </ns0:p>
+        </ns0:tc>
+        <ns0:tc>
+          <ns0:tcPr/>
+          <ns0:p>
+            <ns0:pPr>
+              <ns0:pStyle ns0:val="Compact"/>
+            </ns0:pPr>
+            <ns0:r>
+              <ns0:t xml:space="preserve">absolutely necessary or essential (không thể thiếu)</ns0:t>
+            </ns0:r>
+          </ns0:p>
+        </ns0:tc>
+        <ns0:tc>
+          <ns0:tcPr/>
+          <ns0:p>
+            <ns0:pPr>
+              <ns0:pStyle ns0:val="Compact"/>
+            </ns0:pPr>
+            <ns0:r>
+              <ns0:t xml:space="preserve">It’s an</ns0:t>
+            </ns0:r>
+            <ns0:r>
+              <ns0:t xml:space="preserve"> </ns0:t>
+            </ns0:r>
+            <ns0:r>
+              <ns0:rPr>
+                <ns0:b/>
+                <ns0:bCs/>
+              </ns0:rPr>
+              <ns0:t xml:space="preserve">indispensable</ns0:t>
+            </ns0:r>
+            <ns0:r>
+              <ns0:t xml:space="preserve"> </ns0:t>
+            </ns0:r>
+            <ns0:r>
+              <ns0:t xml:space="preserve">part of my daily routine.</ns0:t>
+            </ns0:r>
+          </ns0:p>
+        </ns0:tc>
+      </ns0:tr>
+      <ns0:tr>
+        <ns0:tc>
+          <ns0:tcPr/>
+          <ns0:p>
+            <ns0:pPr>
+              <ns0:pStyle ns0:val="Compact"/>
+            </ns0:pPr>
+            <ns0:r>
+              <ns0:t xml:space="preserve">intricate (adj)</ns0:t>
+            </ns0:r>
+          </ns0:p>
+        </ns0:tc>
+        <ns0:tc>
+          <ns0:tcPr/>
+          <ns0:p>
+            <ns0:pPr>
+              <ns0:pStyle ns0:val="Compact"/>
+            </ns0:pPr>
+            <ns0:r>
+              <ns0:t xml:space="preserve">/ˈɪn.trɪ.kət/</ns0:t>
+            </ns0:r>
+          </ns0:p>
+        </ns0:tc>
+        <ns0:tc>
+          <ns0:tcPr/>
+          <ns0:p>
+            <ns0:pPr>
+              <ns0:pStyle ns0:val="Compact"/>
+            </ns0:pPr>
+            <ns0:r>
+              <ns0:t xml:space="preserve">very detailed and complicated (phức tạp, rắc rối)</ns0:t>
+            </ns0:r>
+          </ns0:p>
+        </ns0:tc>
+        <ns0:tc>
+          <ns0:tcPr/>
+          <ns0:p>
+            <ns0:pPr>
+              <ns0:pStyle ns0:val="Compact"/>
+            </ns0:pPr>
+            <ns0:r>
+              <ns0:t xml:space="preserve">I was fascinated by the</ns0:t>
+            </ns0:r>
+            <ns0:r>
+              <ns0:t xml:space="preserve"> </ns0:t>
+            </ns0:r>
+            <ns0:r>
+              <ns0:rPr>
+                <ns0:b/>
+                <ns0:bCs/>
+              </ns0:rPr>
+              <ns0:t xml:space="preserve">intricate</ns0:t>
+            </ns0:r>
+            <ns0:r>
+              <ns0:t xml:space="preserve"> </ns0:t>
+            </ns0:r>
+            <ns0:r>
+              <ns0:t xml:space="preserve">designs on stamps.</ns0:t>
+            </ns0:r>
+          </ns0:p>
+        </ns0:tc>
+      </ns0:tr>
+      <ns0:tr>
+        <ns0:tc>
+          <ns0:tcPr/>
+          <ns0:p>
+            <ns0:pPr>
+              <ns0:pStyle ns0:val="Compact"/>
+            </ns0:pPr>
+            <ns0:r>
+              <ns0:t xml:space="preserve">nurture (v)</ns0:t>
+            </ns0:r>
+          </ns0:p>
+        </ns0:tc>
+        <ns0:tc>
+          <ns0:tcPr/>
+          <ns0:p>
+            <ns0:pPr>
+              <ns0:pStyle ns0:val="Compact"/>
+            </ns0:pPr>
+            <ns0:r>
+              <ns0:t xml:space="preserve">/ˈnɜː.tʃər/</ns0:t>
+            </ns0:r>
+          </ns0:p>
+        </ns0:tc>
+        <ns0:tc>
+          <ns0:tcPr/>
+          <ns0:p>
+            <ns0:pPr>
+              <ns0:pStyle ns0:val="Compact"/>
+            </ns0:pPr>
+            <ns0:r>
+              <ns0:t xml:space="preserve">to help develop and grow (nuôi dưỡng, bồi dưỡng)</ns0:t>
+            </ns0:r>
+          </ns0:p>
+        </ns0:tc>
+        <ns0:tc>
+          <ns0:tcPr/>
+          <ns0:p>
+            <ns0:pPr>
+              <ns0:pStyle ns0:val="Compact"/>
+            </ns0:pPr>
+            <ns0:r>
+              <ns0:t xml:space="preserve">This hobby</ns0:t>
+            </ns0:r>
+            <ns0:r>
+              <ns0:t xml:space="preserve"> </ns0:t>
+            </ns0:r>
+            <ns0:r>
+              <ns0:rPr>
+                <ns0:b/>
+                <ns0:bCs/>
+              </ns0:rPr>
+              <ns0:t xml:space="preserve">nurtured</ns0:t>
+            </ns0:r>
+            <ns0:r>
+              <ns0:t xml:space="preserve"> </ns0:t>
+            </ns0:r>
+            <ns0:r>
+              <ns0:t xml:space="preserve">my curiosity about different cultures.</ns0:t>
+            </ns0:r>
+          </ns0:p>
+        </ns0:tc>
+      </ns0:tr>
+      <ns0:tr>
+        <ns0:tc>
+          <ns0:tcPr/>
+          <ns0:p>
+            <ns0:pPr>
+              <ns0:pStyle ns0:val="Compact"/>
+            </ns0:pPr>
+            <ns0:r>
+              <ns0:t xml:space="preserve">diverge (v)</ns0:t>
+            </ns0:r>
+          </ns0:p>
+        </ns0:tc>
+        <ns0:tc>
+          <ns0:tcPr/>
+          <ns0:p>
+            <ns0:pPr>
+              <ns0:pStyle ns0:val="Compact"/>
+            </ns0:pPr>
+            <ns0:r>
+              <ns0:t xml:space="preserve">/daɪˈvɜːdʒ/</ns0:t>
+            </ns0:r>
+          </ns0:p>
+        </ns0:tc>
+        <ns0:tc>
+          <ns0:tcPr/>
+          <ns0:p>
+            <ns0:pPr>
+              <ns0:pStyle ns0:val="Compact"/>
+            </ns0:pPr>
+            <ns0:r>
+              <ns0:t xml:space="preserve">to become different or separate (phân kỳ, khác biệt)</ns0:t>
+            </ns0:r>
+          </ns0:p>
+        </ns0:tc>
+        <ns0:tc>
+          <ns0:tcPr/>
+          <ns0:p>
+            <ns0:pPr>
+              <ns0:pStyle ns0:val="Compact"/>
+            </ns0:pPr>
+            <ns0:r>
+              <ns0:t xml:space="preserve">Our recreational pursuits tend to</ns0:t>
+            </ns0:r>
+            <ns0:r>
+              <ns0:t xml:space="preserve"> </ns0:t>
+            </ns0:r>
+            <ns0:r>
+              <ns0:rPr>
+                <ns0:b/>
+                <ns0:bCs/>
+              </ns0:rPr>
+              <ns0:t xml:space="preserve">diverge</ns0:t>
+            </ns0:r>
+            <ns0:r>
+              <ns0:t xml:space="preserve"> </ns0:t>
+            </ns0:r>
+            <ns0:r>
+              <ns0:t xml:space="preserve">quite significantly.</ns0:t>
+            </ns0:r>
+          </ns0:p>
+        </ns0:tc>
+      </ns0:tr>
+      <ns0:tr>
+        <ns0:tc>
+          <ns0:tcPr/>
+          <ns0:p>
+            <ns0:pPr>
+              <ns0:pStyle ns0:val="Compact"/>
+            </ns0:pPr>
+            <ns0:r>
+              <ns0:t xml:space="preserve">recount (v)</ns0:t>
+            </ns0:r>
+          </ns0:p>
+        </ns0:tc>
+        <ns0:tc>
+          <ns0:tcPr/>
+          <ns0:p>
+            <ns0:pPr>
+              <ns0:pStyle ns0:val="Compact"/>
+            </ns0:pPr>
+            <ns0:r>
+              <ns0:t xml:space="preserve">/rɪˈkaʊnt/</ns0:t>
+            </ns0:r>
+          </ns0:p>
+        </ns0:tc>
+        <ns0:tc>
+          <ns0:tcPr/>
+          <ns0:p>
+            <ns0:pPr>
+              <ns0:pStyle ns0:val="Compact"/>
+            </ns0:pPr>
+            <ns0:r>
+              <ns0:t xml:space="preserve">to describe or tell a story about something (kể lại, thuật lại)</ns0:t>
+            </ns0:r>
+          </ns0:p>
+        </ns0:tc>
+        <ns0:tc>
+          <ns0:tcPr/>
+          <ns0:p>
+            <ns0:pPr>
+              <ns0:pStyle ns0:val="Compact"/>
+            </ns0:pPr>
+            <ns0:r>
+              <ns0:t xml:space="preserve">I’d like to</ns0:t>
+            </ns0:r>
+            <ns0:r>
+              <ns0:t xml:space="preserve"> </ns0:t>
+            </ns0:r>
+            <ns0:r>
+              <ns0:rPr>
+                <ns0:b/>
+                <ns0:bCs/>
+              </ns0:rPr>
+              <ns0:t xml:space="preserve">recount</ns0:t>
+            </ns0:r>
+            <ns0:r>
+              <ns0:t xml:space="preserve"> </ns0:t>
+            </ns0:r>
+            <ns0:r>
+              <ns0:t xml:space="preserve">an experience from last autumn.</ns0:t>
+            </ns0:r>
+          </ns0:p>
+        </ns0:tc>
+      </ns0:tr>
+      <ns0:tr>
+        <ns0:tc>
+          <ns0:tcPr/>
+          <ns0:p>
+            <ns0:pPr>
+              <ns0:pStyle ns0:val="Compact"/>
+            </ns0:pPr>
+            <ns0:r>
+              <ns0:t xml:space="preserve">stringent (adj)</ns0:t>
+            </ns0:r>
+          </ns0:p>
+        </ns0:tc>
+        <ns0:tc>
+          <ns0:tcPr/>
+          <ns0:p>
+            <ns0:pPr>
+              <ns0:pStyle ns0:val="Compact"/>
+            </ns0:pPr>
+            <ns0:r>
+              <ns0:t xml:space="preserve">/ˈstrɪn.dʒənt/</ns0:t>
+            </ns0:r>
+          </ns0:p>
+        </ns0:tc>
+        <ns0:tc>
+          <ns0:tcPr/>
+          <ns0:p>
+            <ns0:pPr>
+              <ns0:pStyle ns0:val="Compact"/>
+            </ns0:pPr>
+            <ns0:r>
+              <ns0:t xml:space="preserve">having strict rules that must be obeyed (nghiêm ngặt)</ns0:t>
+            </ns0:r>
+          </ns0:p>
+        </ns0:tc>
+        <ns0:tc>
+          <ns0:tcPr/>
+          <ns0:p>
+            <ns0:pPr>
+              <ns0:pStyle ns0:val="Compact"/>
+            </ns0:pPr>
+            <ns0:r>
+              <ns0:t xml:space="preserve">I was forbidden from using my phone due to a</ns0:t>
+            </ns0:r>
+            <ns0:r>
+              <ns0:t xml:space="preserve"> </ns0:t>
+            </ns0:r>
+            <ns0:r>
+              <ns0:rPr>
+                <ns0:b/>
+                <ns0:bCs/>
+              </ns0:rPr>
+              <ns0:t xml:space="preserve">stringent</ns0:t>
+            </ns0:r>
+            <ns0:r>
+              <ns0:t xml:space="preserve"> </ns0:t>
+            </ns0:r>
+            <ns0:r>
+              <ns0:t xml:space="preserve">policy.</ns0:t>
+            </ns0:r>
+          </ns0:p>
+        </ns0:tc>
+      </ns0:tr>
+      <ns0:tr>
+        <ns0:tc>
+          <ns0:tcPr/>
+          <ns0:p>
+            <ns0:pPr>
+              <ns0:pStyle ns0:val="Compact"/>
+            </ns0:pPr>
+            <ns0:r>
+              <ns0:t xml:space="preserve">introspection (n)</ns0:t>
+            </ns0:r>
+          </ns0:p>
+        </ns0:tc>
+        <ns0:tc>
+          <ns0:tcPr/>
+          <ns0:p>
+            <ns0:pPr>
+              <ns0:pStyle ns0:val="Compact"/>
+            </ns0:pPr>
+            <ns0:r>
+              <ns0:t xml:space="preserve">/ˌɪn.trəˈspek.ʃən/</ns0:t>
+            </ns0:r>
+          </ns0:p>
+        </ns0:tc>
+        <ns0:tc>
+          <ns0:tcPr/>
+          <ns0:p>
+            <ns0:pPr>
+              <ns0:pStyle ns0:val="Compact"/>
+            </ns0:pPr>
+            <ns0:r>
+              <ns0:t xml:space="preserve">the examination of one’s own thoughts (sự tự xét, nội tâm)</ns0:t>
+            </ns0:r>
+          </ns0:p>
+        </ns0:tc>
+        <ns0:tc>
+          <ns0:tcPr/>
+          <ns0:p>
+            <ns0:pPr>
+              <ns0:pStyle ns0:val="Compact"/>
+            </ns0:pPr>
+            <ns0:r>
+              <ns0:t xml:space="preserve">True</ns0:t>
+            </ns0:r>
+            <ns0:r>
+              <ns0:t xml:space="preserve"> </ns0:t>
+            </ns0:r>
+            <ns0:r>
+              <ns0:rPr>
+                <ns0:b/>
+                <ns0:bCs/>
+              </ns0:rPr>
+              <ns0:t xml:space="preserve">introspection</ns0:t>
+            </ns0:r>
+            <ns0:r>
+              <ns0:t xml:space="preserve"> </ns0:t>
+            </ns0:r>
+            <ns0:r>
+              <ns0:t xml:space="preserve">is impossible with digital interruptions.</ns0:t>
+            </ns0:r>
+          </ns0:p>
+        </ns0:tc>
+      </ns0:tr>
+      <ns0:tr>
+        <ns0:tc>
+          <ns0:tcPr/>
+          <ns0:p>
+            <ns0:pPr>
+              <ns0:pStyle ns0:val="Compact"/>
+            </ns0:pPr>
+            <ns0:r>
+              <ns0:t xml:space="preserve">grapple (v)</ns0:t>
+            </ns0:r>
+          </ns0:p>
+        </ns0:tc>
+        <ns0:tc>
+          <ns0:tcPr/>
+          <ns0:p>
+            <ns0:pPr>
+              <ns0:pStyle ns0:val="Compact"/>
+            </ns0:pPr>
+            <ns0:r>
+              <ns0:t xml:space="preserve">/ˈɡræp.əl/</ns0:t>
+            </ns0:r>
+          </ns0:p>
+        </ns0:tc>
+        <ns0:tc>
+          <ns0:tcPr/>
+          <ns0:p>
+            <ns0:pPr>
+              <ns0:pStyle ns0:val="Compact"/>
+            </ns0:pPr>
+            <ns0:r>
+              <ns0:t xml:space="preserve">to struggle with a difficulty (vật lộn, đấu tranh)</ns0:t>
+            </ns0:r>
+          </ns0:p>
+        </ns0:tc>
+        <ns0:tc>
+          <ns0:tcPr/>
+          <ns0:p>
+            <ns0:pPr>
+              <ns0:pStyle ns0:val="Compact"/>
+            </ns0:pPr>
+            <ns0:r>
+              <ns0:t xml:space="preserve">I</ns0:t>
+            </ns0:r>
+            <ns0:r>
+              <ns0:t xml:space="preserve"> </ns0:t>
+            </ns0:r>
+            <ns0:r>
+              <ns0:rPr>
+                <ns0:b/>
+                <ns0:bCs/>
+              </ns0:rPr>
+              <ns0:t xml:space="preserve">grappled</ns0:t>
+            </ns0:r>
+            <ns0:r>
+              <ns0:t xml:space="preserve"> </ns0:t>
+            </ns0:r>
+            <ns0:r>
+              <ns0:t xml:space="preserve">with phantom vibration syndrome initially.</ns0:t>
+            </ns0:r>
+          </ns0:p>
+        </ns0:tc>
+      </ns0:tr>
+      <ns0:tr>
+        <ns0:tc>
+          <ns0:tcPr/>
+          <ns0:p>
+            <ns0:pPr>
+              <ns0:pStyle ns0:val="Compact"/>
+            </ns0:pPr>
+            <ns0:r>
+              <ns0:t xml:space="preserve">rejuvenated (adj)</ns0:t>
+            </ns0:r>
+          </ns0:p>
+        </ns0:tc>
+        <ns0:tc>
+          <ns0:tcPr/>
+          <ns0:p>
+            <ns0:pPr>
+              <ns0:pStyle ns0:val="Compact"/>
+            </ns0:pPr>
+            <ns0:r>
+              <ns0:t xml:space="preserve">/rɪˈdʒuː.və.neɪ.tɪd/</ns0:t>
+            </ns0:r>
+          </ns0:p>
+        </ns0:tc>
+        <ns0:tc>
+          <ns0:tcPr/>
+          <ns0:p>
+            <ns0:pPr>
+              <ns0:pStyle ns0:val="Compact"/>
+            </ns0:pPr>
+            <ns0:r>
+              <ns0:t xml:space="preserve">made to feel young and energetic again (trẻ hóa, phục hồi)</ns0:t>
+            </ns0:r>
+          </ns0:p>
+        </ns0:tc>
+        <ns0:tc>
+          <ns0:tcPr/>
+          <ns0:p>
+            <ns0:pPr>
+              <ns0:pStyle ns0:val="Compact"/>
+            </ns0:pPr>
+            <ns0:r>
+              <ns0:t xml:space="preserve">I felt exceptionally</ns0:t>
+            </ns0:r>
+            <ns0:r>
+              <ns0:t xml:space="preserve"> </ns0:t>
+            </ns0:r>
+            <ns0:r>
+              <ns0:rPr>
+                <ns0:b/>
+                <ns0:bCs/>
+              </ns0:rPr>
+              <ns0:t xml:space="preserve">rejuvenated</ns0:t>
+            </ns0:r>
+            <ns0:r>
+              <ns0:t xml:space="preserve"> </ns0:t>
+            </ns0:r>
+            <ns0:r>
+              <ns0:t xml:space="preserve">after the detox.</ns0:t>
+            </ns0:r>
+          </ns0:p>
+        </ns0:tc>
+      </ns0:tr>
+      <ns0:tr>
+        <ns0:tc>
+          <ns0:tcPr/>
+          <ns0:p>
+            <ns0:pPr>
+              <ns0:pStyle ns0:val="Compact"/>
+            </ns0:pPr>
+            <ns0:r>
+              <ns0:t xml:space="preserve">ephemeral (adj)</ns0:t>
+            </ns0:r>
+          </ns0:p>
+        </ns0:tc>
+        <ns0:tc>
+          <ns0:tcPr/>
+          <ns0:p>
+            <ns0:pPr>
+              <ns0:pStyle ns0:val="Compact"/>
+            </ns0:pPr>
+            <ns0:r>
+              <ns0:t xml:space="preserve">/ɪˈfem.ər.əl/</ns0:t>
+            </ns0:r>
+          </ns0:p>
+        </ns0:tc>
+        <ns0:tc>
+          <ns0:tcPr/>
+          <ns0:p>
+            <ns0:pPr>
+              <ns0:pStyle ns0:val="Compact"/>
+            </ns0:pPr>
+            <ns0:r>
+              <ns0:t xml:space="preserve">lasting for a very short time (phù du, tạm thời)</ns0:t>
+            </ns0:r>
+          </ns0:p>
+        </ns0:tc>
+        <ns0:tc>
+          <ns0:tcPr/>
+          <ns0:p>
+            <ns0:pPr>
+              <ns0:pStyle ns0:val="Compact"/>
+            </ns0:pPr>
+            <ns0:r>
+              <ns0:t xml:space="preserve">It’s a way of preserving the</ns0:t>
+            </ns0:r>
+            <ns0:r>
+              <ns0:t xml:space="preserve"> </ns0:t>
+            </ns0:r>
+            <ns0:r>
+              <ns0:rPr>
+                <ns0:b/>
+                <ns0:bCs/>
+              </ns0:rPr>
+              <ns0:t xml:space="preserve">ephemeral</ns0:t>
+            </ns0:r>
+            <ns0:r>
+              <ns0:t xml:space="preserve"> </ns0:t>
+            </ns0:r>
+            <ns0:r>
+              <ns0:t xml:space="preserve">moments of life.</ns0:t>
+            </ns0:r>
+          </ns0:p>
+        </ns0:tc>
+      </ns0:tr>
+      <ns0:tr>
+        <ns0:tc>
+          <ns0:tcPr/>
+          <ns0:p>
+            <ns0:pPr>
+              <ns0:pStyle ns0:val="Compact"/>
+            </ns0:pPr>
+            <ns0:r>
+              <ns0:t xml:space="preserve">perpetual (adj)</ns0:t>
+            </ns0:r>
+          </ns0:p>
+        </ns0:tc>
+        <ns0:tc>
+          <ns0:tcPr/>
+          <ns0:p>
+            <ns0:pPr>
+              <ns0:pStyle ns0:val="Compact"/>
+            </ns0:pPr>
+            <ns0:r>
+              <ns0:t xml:space="preserve">/pəˈpet.ʃu.əl/</ns0:t>
+            </ns0:r>
+          </ns0:p>
+        </ns0:tc>
+        <ns0:tc>
+          <ns0:tcPr/>
+          <ns0:p>
+            <ns0:pPr>
+              <ns0:pStyle ns0:val="Compact"/>
+            </ns0:pPr>
+            <ns0:r>
+              <ns0:t xml:space="preserve">continuing forever or for a long time (vĩnh viễn, liên tục)</ns0:t>
+            </ns0:r>
+          </ns0:p>
+        </ns0:tc>
+        <ns0:tc>
+          <ns0:tcPr/>
+          <ns0:p>
+            <ns0:pPr>
+              <ns0:pStyle ns0:val="Compact"/>
+            </ns0:pPr>
+            <ns0:r>
+              <ns0:t xml:space="preserve">Phones facilitate</ns0:t>
+            </ns0:r>
+            <ns0:r>
+              <ns0:t xml:space="preserve"> </ns0:t>
+            </ns0:r>
+            <ns0:r>
+              <ns0:rPr>
+                <ns0:b/>
+                <ns0:bCs/>
+              </ns0:rPr>
+              <ns0:t xml:space="preserve">perpetual</ns0:t>
+            </ns0:r>
+            <ns0:r>
+              <ns0:t xml:space="preserve"> </ns0:t>
+            </ns0:r>
+            <ns0:r>
+              <ns0:t xml:space="preserve">contact across borders.</ns0:t>
+            </ns0:r>
           </ns0:p>
         </ns0:tc>
       </ns0:tr>
